--- a/src/content/bios/Adatci-M 2021.docx
+++ b/src/content/bios/Adatci-M 2021.docx
@@ -1,6 +1,6 @@
 
 <file path=word/document.xml><?xml version="1.0" encoding="utf-8"?>
-<w:document xmlns:wpc="http://schemas.microsoft.com/office/word/2010/wordprocessingCanvas" xmlns:cx="http://schemas.microsoft.com/office/drawing/2014/chartex" xmlns:cx1="http://schemas.microsoft.com/office/drawing/2015/9/8/chartex" xmlns:cx2="http://schemas.microsoft.com/office/drawing/2015/10/21/chartex" xmlns:cx3="http://schemas.microsoft.com/office/drawing/2016/5/9/chartex" xmlns:cx4="http://schemas.microsoft.com/office/drawing/2016/5/10/chartex" xmlns:cx5="http://schemas.microsoft.com/office/drawing/2016/5/11/chartex" xmlns:cx6="http://schemas.microsoft.com/office/drawing/2016/5/12/chartex" xmlns:cx7="http://schemas.microsoft.com/office/drawing/2016/5/13/chartex" xmlns:cx8="http://schemas.microsoft.com/office/drawing/2016/5/14/chartex" xmlns:mc="http://schemas.openxmlformats.org/markup-compatibility/2006" xmlns:aink="http://schemas.microsoft.com/office/drawing/2016/ink" xmlns:am3d="http://schemas.microsoft.com/office/drawing/2017/model3d" xmlns:o="urn:schemas-microsoft-com:office:office" xmlns:oel="http://schemas.microsoft.com/office/2019/extlst" xmlns:r="http://schemas.openxmlformats.org/officeDocument/2006/relationships" xmlns:m="http://schemas.openxmlformats.org/officeDocument/2006/math" xmlns:v="urn:schemas-microsoft-com:vml" xmlns:wp14="http://schemas.microsoft.com/office/word/2010/wordprocessingDrawing" xmlns:wp="http://schemas.openxmlformats.org/drawingml/2006/wordprocessingDrawing" xmlns:w10="urn:schemas-microsoft-com:office:word" xmlns:w="http://schemas.openxmlformats.org/wordprocessingml/2006/main" xmlns:w14="http://schemas.microsoft.com/office/word/2010/wordml" xmlns:w15="http://schemas.microsoft.com/office/word/2012/wordml" xmlns:w16cex="http://schemas.microsoft.com/office/word/2018/wordml/cex" xmlns:w16cid="http://schemas.microsoft.com/office/word/2016/wordml/cid" xmlns:w16="http://schemas.microsoft.com/office/word/2018/wordml" xmlns:w16du="http://schemas.microsoft.com/office/word/2023/wordml/word16du" xmlns:w16sdtdh="http://schemas.microsoft.com/office/word/2020/wordml/sdtdatahash" xmlns:w16sdtfl="http://schemas.microsoft.com/office/word/2024/wordml/sdtformatlock" xmlns:w16se="http://schemas.microsoft.com/office/word/2015/wordml/symex" xmlns:wpg="http://schemas.microsoft.com/office/word/2010/wordprocessingGroup" xmlns:wpi="http://schemas.microsoft.com/office/word/2010/wordprocessingInk" xmlns:wne="http://schemas.microsoft.com/office/word/2006/wordml" xmlns:wps="http://schemas.microsoft.com/office/word/2010/wordprocessingShape" mc:Ignorable="w14 w15 w16se w16cid w16 w16cex w16sdtdh w16sdtfl w16du wp14">
+<w:document xmlns:wpc="http://schemas.microsoft.com/office/word/2010/wordprocessingCanvas" xmlns:cx="http://schemas.microsoft.com/office/drawing/2014/chartex" xmlns:cx1="http://schemas.microsoft.com/office/drawing/2015/9/8/chartex" xmlns:cx2="http://schemas.microsoft.com/office/drawing/2015/10/21/chartex" xmlns:cx3="http://schemas.microsoft.com/office/drawing/2016/5/9/chartex" xmlns:cx4="http://schemas.microsoft.com/office/drawing/2016/5/10/chartex" xmlns:cx5="http://schemas.microsoft.com/office/drawing/2016/5/11/chartex" xmlns:cx6="http://schemas.microsoft.com/office/drawing/2016/5/12/chartex" xmlns:cx7="http://schemas.microsoft.com/office/drawing/2016/5/13/chartex" xmlns:cx8="http://schemas.microsoft.com/office/drawing/2016/5/14/chartex" xmlns:mc="http://schemas.openxmlformats.org/markup-compatibility/2006" xmlns:m="http://schemas.openxmlformats.org/officeDocument/2006/math" xmlns:aink="http://schemas.microsoft.com/office/drawing/2016/ink" xmlns:am3d="http://schemas.microsoft.com/office/drawing/2017/model3d" xmlns:oel="http://schemas.microsoft.com/office/2019/extlst" xmlns:r="http://schemas.openxmlformats.org/officeDocument/2006/relationships" xmlns:wp14="http://schemas.microsoft.com/office/word/2010/wordprocessingDrawing" xmlns:wp="http://schemas.openxmlformats.org/drawingml/2006/wordprocessingDrawing" xmlns:wpg="http://schemas.microsoft.com/office/word/2010/wordprocessingGroup" xmlns:wpi="http://schemas.microsoft.com/office/word/2010/wordprocessingInk" xmlns:wps="http://schemas.microsoft.com/office/word/2010/wordprocessingShape" xmlns:o="urn:schemas-microsoft-com:office:office" xmlns:v="urn:schemas-microsoft-com:vml" xmlns:w10="urn:schemas-microsoft-com:office:word" xmlns:w="http://schemas.openxmlformats.org/wordprocessingml/2006/main" xmlns:w14="http://schemas.microsoft.com/office/word/2010/wordml" xmlns:w15="http://schemas.microsoft.com/office/word/2012/wordml" xmlns:w16cei="http://schemas.microsoft.com/office/word/2026/wordml/cei" xmlns:w16cex="http://schemas.microsoft.com/office/word/2018/wordml/cex" xmlns:w16cid="http://schemas.microsoft.com/office/word/2016/wordml/cid" xmlns:w16="http://schemas.microsoft.com/office/word/2018/wordml" xmlns:w16sdtdh="http://schemas.microsoft.com/office/word/2020/wordml/sdtdatahash" xmlns:w16sdtfl="http://schemas.microsoft.com/office/word/2024/wordml/sdtformatlock" xmlns:w16se="http://schemas.microsoft.com/office/word/2015/wordml/symex" xmlns:w16du="http://schemas.microsoft.com/office/word/2023/wordml/word16du" xmlns:wne="http://schemas.microsoft.com/office/word/2006/wordml" mc:Ignorable="w14 w15 w16se w16cid w16 w16cex w16sdtdh w16sdtfl w16du wp14">
   <w:body>
     <w:p>
       <w:pPr>
@@ -129,15 +129,7 @@
           <w:b/>
           <w:lang w:val="en-GB"/>
         </w:rPr>
-        <w:t xml:space="preserve">iu </w:t>
-      </w:r>
-      <w:proofErr w:type="spellStart"/>
-      <w:r>
-        <w:rPr>
-          <w:b/>
-          <w:lang w:val="en-GB"/>
-        </w:rPr>
-        <w:t>T</w:t>
+        <w:t>iu T</w:t>
       </w:r>
       <w:r>
         <w:rPr>
@@ -163,7 +155,6 @@
         </w:rPr>
         <w:t>airin</w:t>
       </w:r>
-      <w:proofErr w:type="spellEnd"/>
       <w:r>
         <w:rPr>
           <w:b/>
@@ -193,7 +184,6 @@
         </w:rPr>
         <w:t xml:space="preserve">Kane </w:t>
       </w:r>
-      <w:proofErr w:type="spellStart"/>
       <w:r>
         <w:rPr>
           <w:b/>
@@ -201,7 +191,6 @@
         </w:rPr>
         <w:t>Takazawa</w:t>
       </w:r>
-      <w:proofErr w:type="spellEnd"/>
       <w:r>
         <w:rPr>
           <w:b/>
@@ -424,22 +413,19 @@
         </w:rPr>
         <w:t xml:space="preserve">Source: </w:t>
       </w:r>
-      <w:hyperlink r:id="rId7" w:history="1">
-        <w:r>
-          <w:rPr>
-            <w:rStyle w:val="Hyperlink"/>
-            <w:u w:val="none"/>
-            <w:lang w:val="en-GB"/>
-          </w:rPr>
-          <w:t>www.adachi-mineichiro.jp</w:t>
-        </w:r>
-      </w:hyperlink>
-      <w:r>
-        <w:rPr>
-          <w:color w:val="FF0000"/>
-          <w:lang w:val="en-GB"/>
-        </w:rPr>
-        <w:t xml:space="preserve"> </w:t>
+      <w:proofErr w:type="spellStart"/>
+      <w:r>
+        <w:rPr>
+          <w:lang w:val="en-GB"/>
+        </w:rPr>
+        <w:t>Adatci</w:t>
+      </w:r>
+      <w:proofErr w:type="spellEnd"/>
+      <w:r>
+        <w:rPr>
+          <w:lang w:val="en-GB"/>
+        </w:rPr>
+        <w:t>, n.d., United Nations Archives at Geneva, P052_01_003</w:t>
       </w:r>
     </w:p>
     <w:p>
@@ -1815,21 +1801,7 @@
         <w:rPr>
           <w:lang w:val="en-GB"/>
         </w:rPr>
-        <w:t xml:space="preserve"> Gustave Emile Boissonade de </w:t>
-      </w:r>
-      <w:proofErr w:type="spellStart"/>
-      <w:r>
-        <w:rPr>
-          <w:lang w:val="en-GB"/>
-        </w:rPr>
-        <w:t>Fontarabie</w:t>
-      </w:r>
-      <w:proofErr w:type="spellEnd"/>
-      <w:r>
-        <w:rPr>
-          <w:lang w:val="en-GB"/>
-        </w:rPr>
-        <w:t xml:space="preserve">, a French legal scholar who contributed to </w:t>
+        <w:t xml:space="preserve"> Gustave Emile Boissonade de Fontarabie, a French legal scholar who contributed to </w:t>
       </w:r>
       <w:r>
         <w:rPr>
@@ -2218,7 +2190,6 @@
         </w:rPr>
         <w:t xml:space="preserve">Kane </w:t>
       </w:r>
-      <w:proofErr w:type="spellStart"/>
       <w:r>
         <w:rPr>
           <w:bCs/>
@@ -2226,7 +2197,6 @@
         </w:rPr>
         <w:t>Takazawa</w:t>
       </w:r>
-      <w:proofErr w:type="spellEnd"/>
       <w:r>
         <w:rPr>
           <w:lang w:val="en-GB"/>
@@ -2257,16 +2227,8 @@
         <w:rPr>
           <w:lang w:val="en-GB"/>
         </w:rPr>
-        <w:t xml:space="preserve"> </w:t>
-      </w:r>
-      <w:proofErr w:type="spellStart"/>
-      <w:r>
-        <w:rPr>
-          <w:lang w:val="en-GB"/>
-        </w:rPr>
-        <w:t>Takazawa</w:t>
-      </w:r>
-      <w:proofErr w:type="spellEnd"/>
+        <w:t xml:space="preserve"> Takazawa</w:t>
+      </w:r>
       <w:r>
         <w:rPr>
           <w:lang w:val="en-GB"/>
@@ -3062,7 +3024,15 @@
           <w:color w:val="000000" w:themeColor="text1"/>
           <w:lang w:val="en-GB"/>
         </w:rPr>
-        <w:t>moved to Paris</w:t>
+        <w:t xml:space="preserve">moved to </w:t>
+      </w:r>
+      <w:proofErr w:type="gramStart"/>
+      <w:r>
+        <w:rPr>
+          <w:color w:val="000000" w:themeColor="text1"/>
+          <w:lang w:val="en-GB"/>
+        </w:rPr>
+        <w:t>Paris</w:t>
       </w:r>
       <w:r>
         <w:rPr>
@@ -3071,6 +3041,7 @@
         </w:rPr>
         <w:t>, and</w:t>
       </w:r>
+      <w:proofErr w:type="gramEnd"/>
       <w:r>
         <w:rPr>
           <w:color w:val="000000" w:themeColor="text1"/>
@@ -3911,7 +3882,428 @@
           <w:color w:val="000000" w:themeColor="text1"/>
           <w:lang w:val="en-GB"/>
         </w:rPr>
-        <w:t xml:space="preserve">Permanent </w:t>
+        <w:t>Permanent Court</w:t>
+      </w:r>
+      <w:r>
+        <w:rPr>
+          <w:color w:val="000000" w:themeColor="text1"/>
+          <w:lang w:val="en-GB"/>
+        </w:rPr>
+        <w:t xml:space="preserve"> or the League was to be deemed the aggressor and subject to sanctions. However, </w:t>
+      </w:r>
+      <w:r>
+        <w:rPr>
+          <w:color w:val="000000" w:themeColor="text1"/>
+          <w:lang w:val="en-GB"/>
+        </w:rPr>
+        <w:t>the draft</w:t>
+      </w:r>
+      <w:r>
+        <w:rPr>
+          <w:color w:val="000000" w:themeColor="text1"/>
+          <w:lang w:val="en-GB"/>
+        </w:rPr>
+        <w:t xml:space="preserve"> did not </w:t>
+      </w:r>
+      <w:r>
+        <w:rPr>
+          <w:color w:val="000000" w:themeColor="text1"/>
+          <w:lang w:val="en-GB"/>
+        </w:rPr>
+        <w:t>give weight to how</w:t>
+      </w:r>
+      <w:r>
+        <w:rPr>
+          <w:color w:val="000000" w:themeColor="text1"/>
+          <w:lang w:val="en-GB"/>
+        </w:rPr>
+        <w:t xml:space="preserve"> the subject of the dispute </w:t>
+      </w:r>
+      <w:r>
+        <w:rPr>
+          <w:color w:val="000000" w:themeColor="text1"/>
+          <w:lang w:val="en-GB"/>
+        </w:rPr>
+        <w:t>arose</w:t>
+      </w:r>
+      <w:r>
+        <w:rPr>
+          <w:color w:val="000000" w:themeColor="text1"/>
+          <w:lang w:val="en-GB"/>
+        </w:rPr>
+        <w:t xml:space="preserve"> within </w:t>
+      </w:r>
+      <w:r>
+        <w:rPr>
+          <w:color w:val="000000" w:themeColor="text1"/>
+          <w:lang w:val="en-GB"/>
+        </w:rPr>
+        <w:t>the</w:t>
+      </w:r>
+      <w:r>
+        <w:rPr>
+          <w:color w:val="000000" w:themeColor="text1"/>
+          <w:lang w:val="en-GB"/>
+        </w:rPr>
+        <w:t xml:space="preserve"> domestic jurisdiction of the state. </w:t>
+      </w:r>
+      <w:r>
+        <w:rPr>
+          <w:color w:val="000000" w:themeColor="text1"/>
+          <w:lang w:val="en-GB"/>
+        </w:rPr>
+        <w:t>Because his government did not support the protocol in its original form</w:t>
+      </w:r>
+      <w:r>
+        <w:rPr>
+          <w:color w:val="000000" w:themeColor="text1"/>
+          <w:lang w:val="en-GB"/>
+        </w:rPr>
+        <w:t xml:space="preserve">, </w:t>
+      </w:r>
+      <w:proofErr w:type="spellStart"/>
+      <w:r>
+        <w:rPr>
+          <w:color w:val="000000" w:themeColor="text1"/>
+          <w:lang w:val="en-GB"/>
+        </w:rPr>
+        <w:t>Adatci</w:t>
+      </w:r>
+      <w:proofErr w:type="spellEnd"/>
+      <w:r>
+        <w:rPr>
+          <w:color w:val="000000" w:themeColor="text1"/>
+          <w:lang w:val="en-GB"/>
+        </w:rPr>
+        <w:t xml:space="preserve"> </w:t>
+      </w:r>
+      <w:r>
+        <w:rPr>
+          <w:color w:val="000000" w:themeColor="text1"/>
+          <w:lang w:val="en-GB"/>
+        </w:rPr>
+        <w:t xml:space="preserve">submitted a draft amendment to the effect that even if the </w:t>
+      </w:r>
+      <w:r>
+        <w:rPr>
+          <w:color w:val="000000" w:themeColor="text1"/>
+          <w:lang w:val="en-GB"/>
+        </w:rPr>
+        <w:t>conflict</w:t>
+      </w:r>
+      <w:r>
+        <w:rPr>
+          <w:color w:val="000000" w:themeColor="text1"/>
+          <w:lang w:val="en-GB"/>
+        </w:rPr>
+        <w:t xml:space="preserve"> </w:t>
+      </w:r>
+      <w:r>
+        <w:rPr>
+          <w:color w:val="000000" w:themeColor="text1"/>
+          <w:lang w:val="en-GB"/>
+        </w:rPr>
+        <w:t>wa</w:t>
+      </w:r>
+      <w:r>
+        <w:rPr>
+          <w:color w:val="000000" w:themeColor="text1"/>
+          <w:lang w:val="en-GB"/>
+        </w:rPr>
+        <w:t xml:space="preserve">s recognized by the </w:t>
+      </w:r>
+      <w:r>
+        <w:rPr>
+          <w:color w:val="000000" w:themeColor="text1"/>
+          <w:lang w:val="en-GB"/>
+        </w:rPr>
+        <w:t>Permanent Court</w:t>
+      </w:r>
+      <w:r>
+        <w:rPr>
+          <w:color w:val="000000" w:themeColor="text1"/>
+          <w:lang w:val="en-GB"/>
+        </w:rPr>
+        <w:t xml:space="preserve"> or the </w:t>
+      </w:r>
+      <w:r>
+        <w:rPr>
+          <w:color w:val="000000" w:themeColor="text1"/>
+          <w:lang w:val="en-GB"/>
+        </w:rPr>
+        <w:t xml:space="preserve">League’s </w:t>
+      </w:r>
+      <w:r>
+        <w:rPr>
+          <w:color w:val="000000" w:themeColor="text1"/>
+          <w:lang w:val="en-GB"/>
+        </w:rPr>
+        <w:t xml:space="preserve">Council to be a matter solely within the domestic jurisdiction of the state, this decision should not prevent consideration of the situation by the League under Article 11 of the Covenant, which stipulated that any war or threat of war shall be declared a matter of concern to the whole League. </w:t>
+      </w:r>
+      <w:r>
+        <w:rPr>
+          <w:color w:val="000000" w:themeColor="text1"/>
+          <w:lang w:val="en-GB"/>
+        </w:rPr>
+        <w:t>In his e</w:t>
+      </w:r>
+      <w:r>
+        <w:rPr>
+          <w:color w:val="000000" w:themeColor="text1"/>
+          <w:lang w:val="en-GB"/>
+        </w:rPr>
+        <w:t>xpla</w:t>
+      </w:r>
+      <w:r>
+        <w:rPr>
+          <w:color w:val="000000" w:themeColor="text1"/>
+          <w:lang w:val="en-GB"/>
+        </w:rPr>
+        <w:t xml:space="preserve">nation </w:t>
+      </w:r>
+      <w:r>
+        <w:rPr>
+          <w:color w:val="000000" w:themeColor="text1"/>
+          <w:lang w:val="en-GB"/>
+        </w:rPr>
+        <w:t>for</w:t>
+      </w:r>
+      <w:r>
+        <w:rPr>
+          <w:color w:val="000000" w:themeColor="text1"/>
+          <w:lang w:val="en-GB"/>
+        </w:rPr>
+        <w:t xml:space="preserve"> the</w:t>
+      </w:r>
+      <w:r>
+        <w:rPr>
+          <w:color w:val="000000" w:themeColor="text1"/>
+          <w:lang w:val="en-GB"/>
+        </w:rPr>
+        <w:t xml:space="preserve"> amendment, </w:t>
+      </w:r>
+      <w:proofErr w:type="spellStart"/>
+      <w:r>
+        <w:rPr>
+          <w:color w:val="000000" w:themeColor="text1"/>
+          <w:lang w:val="en-GB"/>
+        </w:rPr>
+        <w:t>Adatci</w:t>
+      </w:r>
+      <w:proofErr w:type="spellEnd"/>
+      <w:r>
+        <w:rPr>
+          <w:color w:val="000000" w:themeColor="text1"/>
+          <w:lang w:val="en-GB"/>
+        </w:rPr>
+        <w:t xml:space="preserve"> insisted that the </w:t>
+      </w:r>
+      <w:r>
+        <w:rPr>
+          <w:color w:val="000000" w:themeColor="text1"/>
+          <w:lang w:val="en-GB"/>
+        </w:rPr>
+        <w:t>p</w:t>
+      </w:r>
+      <w:r>
+        <w:rPr>
+          <w:color w:val="000000" w:themeColor="text1"/>
+          <w:lang w:val="en-GB"/>
+        </w:rPr>
+        <w:t xml:space="preserve">rotocol should </w:t>
+      </w:r>
+      <w:r>
+        <w:rPr>
+          <w:color w:val="000000" w:themeColor="text1"/>
+          <w:lang w:val="en-GB"/>
+        </w:rPr>
+        <w:t>emphasize</w:t>
+      </w:r>
+      <w:r>
+        <w:rPr>
+          <w:color w:val="000000" w:themeColor="text1"/>
+          <w:lang w:val="en-GB"/>
+        </w:rPr>
+        <w:t xml:space="preserve"> nurturing </w:t>
+      </w:r>
+      <w:r>
+        <w:rPr>
+          <w:color w:val="000000" w:themeColor="text1"/>
+          <w:lang w:val="en-GB"/>
+        </w:rPr>
+        <w:t xml:space="preserve">a </w:t>
+      </w:r>
+      <w:r>
+        <w:rPr>
+          <w:color w:val="000000" w:themeColor="text1"/>
+          <w:lang w:val="en-GB"/>
+        </w:rPr>
+        <w:t>conciliatory spirit between conflict</w:t>
+      </w:r>
+      <w:r>
+        <w:rPr>
+          <w:color w:val="000000" w:themeColor="text1"/>
+          <w:lang w:val="en-GB"/>
+        </w:rPr>
+        <w:t>ing</w:t>
+      </w:r>
+      <w:r>
+        <w:rPr>
+          <w:color w:val="000000" w:themeColor="text1"/>
+          <w:lang w:val="en-GB"/>
+        </w:rPr>
+        <w:t xml:space="preserve"> parties and promoting </w:t>
+      </w:r>
+      <w:r>
+        <w:rPr>
+          <w:color w:val="000000" w:themeColor="text1"/>
+          <w:lang w:val="en-GB"/>
+        </w:rPr>
+        <w:t xml:space="preserve">the </w:t>
+      </w:r>
+      <w:r>
+        <w:rPr>
+          <w:color w:val="000000" w:themeColor="text1"/>
+          <w:lang w:val="en-GB"/>
+        </w:rPr>
+        <w:t xml:space="preserve">peaceful settlement of conflicts. </w:t>
+      </w:r>
+      <w:proofErr w:type="spellStart"/>
+      <w:r>
+        <w:rPr>
+          <w:color w:val="000000" w:themeColor="text1"/>
+          <w:lang w:val="en-GB"/>
+        </w:rPr>
+        <w:t>Adatci</w:t>
+      </w:r>
+      <w:proofErr w:type="spellEnd"/>
+      <w:r>
+        <w:rPr>
+          <w:color w:val="000000" w:themeColor="text1"/>
+          <w:lang w:val="en-GB"/>
+        </w:rPr>
+        <w:t xml:space="preserve"> also contributed to </w:t>
+      </w:r>
+      <w:r>
+        <w:rPr>
+          <w:color w:val="000000" w:themeColor="text1"/>
+          <w:lang w:val="en-GB"/>
+        </w:rPr>
+        <w:t xml:space="preserve">the Assembly’s role in </w:t>
+      </w:r>
+      <w:r>
+        <w:rPr>
+          <w:color w:val="000000" w:themeColor="text1"/>
+          <w:lang w:val="en-GB"/>
+        </w:rPr>
+        <w:t xml:space="preserve">solving European minority questions. After </w:t>
+      </w:r>
+      <w:r>
+        <w:rPr>
+          <w:color w:val="000000" w:themeColor="text1"/>
+          <w:lang w:val="en-GB"/>
+        </w:rPr>
+        <w:t xml:space="preserve">the </w:t>
+      </w:r>
+      <w:r>
+        <w:rPr>
+          <w:color w:val="000000" w:themeColor="text1"/>
+          <w:lang w:val="en-GB"/>
+        </w:rPr>
+        <w:t xml:space="preserve">First </w:t>
+      </w:r>
+      <w:r>
+        <w:rPr>
+          <w:color w:val="000000" w:themeColor="text1"/>
+          <w:lang w:val="en-GB"/>
+        </w:rPr>
+        <w:t xml:space="preserve">World War Lower Silesia, </w:t>
+      </w:r>
+      <w:r>
+        <w:rPr>
+          <w:color w:val="000000" w:themeColor="text1"/>
+          <w:lang w:val="en-GB"/>
+        </w:rPr>
+        <w:t xml:space="preserve">which </w:t>
+      </w:r>
+      <w:r>
+        <w:rPr>
+          <w:color w:val="000000" w:themeColor="text1"/>
+          <w:lang w:val="en-GB"/>
+        </w:rPr>
+        <w:t>ha</w:t>
+      </w:r>
+      <w:r>
+        <w:rPr>
+          <w:color w:val="000000" w:themeColor="text1"/>
+          <w:lang w:val="en-GB"/>
+        </w:rPr>
+        <w:t>d</w:t>
+      </w:r>
+      <w:r>
+        <w:rPr>
+          <w:color w:val="000000" w:themeColor="text1"/>
+          <w:lang w:val="en-GB"/>
+        </w:rPr>
+        <w:t xml:space="preserve"> a German majority, remained with Germany, while Upper Silesia, after a series of insurrections by the Polish inhabitants, was split. As a rapporteur</w:t>
+      </w:r>
+      <w:r>
+        <w:rPr>
+          <w:color w:val="000000" w:themeColor="text1"/>
+          <w:lang w:val="en-GB"/>
+        </w:rPr>
+        <w:t xml:space="preserve"> for all minority questions</w:t>
+      </w:r>
+      <w:r>
+        <w:rPr>
+          <w:color w:val="000000" w:themeColor="text1"/>
+          <w:lang w:val="en-GB"/>
+        </w:rPr>
+        <w:t xml:space="preserve">, </w:t>
+      </w:r>
+      <w:proofErr w:type="spellStart"/>
+      <w:r>
+        <w:rPr>
+          <w:color w:val="000000" w:themeColor="text1"/>
+          <w:lang w:val="en-GB"/>
+        </w:rPr>
+        <w:t>Adatci</w:t>
+      </w:r>
+      <w:proofErr w:type="spellEnd"/>
+      <w:r>
+        <w:rPr>
+          <w:color w:val="000000" w:themeColor="text1"/>
+          <w:lang w:val="en-GB"/>
+        </w:rPr>
+        <w:t xml:space="preserve"> summarized the facts and related legal issues</w:t>
+      </w:r>
+      <w:r>
+        <w:rPr>
+          <w:color w:val="000000" w:themeColor="text1"/>
+          <w:lang w:val="en-GB"/>
+        </w:rPr>
+        <w:t>,</w:t>
+      </w:r>
+      <w:r>
+        <w:rPr>
+          <w:color w:val="000000" w:themeColor="text1"/>
+          <w:lang w:val="en-GB"/>
+        </w:rPr>
+        <w:t xml:space="preserve"> such as school </w:t>
+      </w:r>
+      <w:r>
+        <w:rPr>
+          <w:color w:val="000000" w:themeColor="text1"/>
+          <w:lang w:val="en-GB"/>
+        </w:rPr>
+        <w:t>enrolment</w:t>
+      </w:r>
+      <w:r>
+        <w:rPr>
+          <w:color w:val="000000" w:themeColor="text1"/>
+          <w:lang w:val="en-GB"/>
+        </w:rPr>
+        <w:t xml:space="preserve"> of German residents in Poland and Polish residents in </w:t>
       </w:r>
       <w:proofErr w:type="gramStart"/>
       <w:r>
@@ -3919,7 +4311,7 @@
           <w:color w:val="000000" w:themeColor="text1"/>
           <w:lang w:val="en-GB"/>
         </w:rPr>
-        <w:t>Court</w:t>
+        <w:t>Germany, and</w:t>
       </w:r>
       <w:proofErr w:type="gramEnd"/>
       <w:r>
@@ -3927,77 +4319,310 @@
           <w:color w:val="000000" w:themeColor="text1"/>
           <w:lang w:val="en-GB"/>
         </w:rPr>
-        <w:t xml:space="preserve"> or the League was to be deemed the aggressor and subject to sanctions. However, </w:t>
-      </w:r>
-      <w:r>
-        <w:rPr>
-          <w:color w:val="000000" w:themeColor="text1"/>
-          <w:lang w:val="en-GB"/>
-        </w:rPr>
-        <w:t>the draft</w:t>
-      </w:r>
-      <w:r>
-        <w:rPr>
-          <w:color w:val="000000" w:themeColor="text1"/>
-          <w:lang w:val="en-GB"/>
-        </w:rPr>
-        <w:t xml:space="preserve"> did not </w:t>
-      </w:r>
-      <w:r>
-        <w:rPr>
-          <w:color w:val="000000" w:themeColor="text1"/>
-          <w:lang w:val="en-GB"/>
-        </w:rPr>
-        <w:t>give weight to how</w:t>
-      </w:r>
-      <w:r>
-        <w:rPr>
-          <w:color w:val="000000" w:themeColor="text1"/>
-          <w:lang w:val="en-GB"/>
-        </w:rPr>
-        <w:t xml:space="preserve"> the subject of the dispute </w:t>
-      </w:r>
-      <w:r>
-        <w:rPr>
-          <w:color w:val="000000" w:themeColor="text1"/>
-          <w:lang w:val="en-GB"/>
-        </w:rPr>
-        <w:t>arose</w:t>
-      </w:r>
-      <w:r>
-        <w:rPr>
-          <w:color w:val="000000" w:themeColor="text1"/>
-          <w:lang w:val="en-GB"/>
-        </w:rPr>
-        <w:t xml:space="preserve"> within </w:t>
-      </w:r>
-      <w:r>
-        <w:rPr>
-          <w:color w:val="000000" w:themeColor="text1"/>
-          <w:lang w:val="en-GB"/>
-        </w:rPr>
-        <w:t>the</w:t>
-      </w:r>
-      <w:r>
-        <w:rPr>
-          <w:color w:val="000000" w:themeColor="text1"/>
-          <w:lang w:val="en-GB"/>
-        </w:rPr>
-        <w:t xml:space="preserve"> domestic jurisdiction of the state. </w:t>
-      </w:r>
-      <w:r>
-        <w:rPr>
-          <w:color w:val="000000" w:themeColor="text1"/>
-          <w:lang w:val="en-GB"/>
-        </w:rPr>
-        <w:t>Because his government did not support the protocol in its original form</w:t>
-      </w:r>
-      <w:r>
-        <w:rPr>
-          <w:color w:val="000000" w:themeColor="text1"/>
-          <w:lang w:val="en-GB"/>
-        </w:rPr>
-        <w:t xml:space="preserve">, </w:t>
+        <w:t xml:space="preserve"> promoted </w:t>
+      </w:r>
+      <w:r>
+        <w:rPr>
+          <w:color w:val="000000" w:themeColor="text1"/>
+          <w:lang w:val="en-GB"/>
+        </w:rPr>
+        <w:t xml:space="preserve">a </w:t>
+      </w:r>
+      <w:r>
+        <w:rPr>
+          <w:color w:val="000000" w:themeColor="text1"/>
+          <w:lang w:val="en-GB"/>
+        </w:rPr>
+        <w:t xml:space="preserve">compromise between them. </w:t>
+      </w:r>
+      <w:r>
+        <w:rPr>
+          <w:color w:val="000000" w:themeColor="text1"/>
+          <w:lang w:val="en-GB"/>
+        </w:rPr>
+        <w:t>He</w:t>
+      </w:r>
+      <w:r>
+        <w:rPr>
+          <w:color w:val="000000" w:themeColor="text1"/>
+          <w:lang w:val="en-GB"/>
+        </w:rPr>
+        <w:t xml:space="preserve"> strongly believed that if a rapporteur examine</w:t>
+      </w:r>
+      <w:r>
+        <w:rPr>
+          <w:color w:val="000000" w:themeColor="text1"/>
+          <w:lang w:val="en-GB"/>
+        </w:rPr>
+        <w:t>d</w:t>
+      </w:r>
+      <w:r>
+        <w:rPr>
+          <w:color w:val="000000" w:themeColor="text1"/>
+          <w:lang w:val="en-GB"/>
+        </w:rPr>
+        <w:t xml:space="preserve"> </w:t>
+      </w:r>
+      <w:r>
+        <w:rPr>
+          <w:color w:val="000000" w:themeColor="text1"/>
+          <w:lang w:val="en-GB"/>
+        </w:rPr>
+        <w:t xml:space="preserve">a </w:t>
+      </w:r>
+      <w:r>
+        <w:rPr>
+          <w:color w:val="000000" w:themeColor="text1"/>
+          <w:lang w:val="en-GB"/>
+        </w:rPr>
+        <w:t xml:space="preserve">case and </w:t>
+      </w:r>
+      <w:r>
+        <w:rPr>
+          <w:color w:val="000000" w:themeColor="text1"/>
+          <w:lang w:val="en-GB"/>
+        </w:rPr>
+        <w:t>decide</w:t>
+      </w:r>
+      <w:r>
+        <w:rPr>
+          <w:color w:val="000000" w:themeColor="text1"/>
+          <w:lang w:val="en-GB"/>
+        </w:rPr>
+        <w:t>d</w:t>
+      </w:r>
+      <w:r>
+        <w:rPr>
+          <w:color w:val="000000" w:themeColor="text1"/>
+          <w:lang w:val="en-GB"/>
+        </w:rPr>
+        <w:t xml:space="preserve"> with a strong sense of justice, fairness and conscience, </w:t>
+      </w:r>
+      <w:r>
+        <w:rPr>
+          <w:color w:val="000000" w:themeColor="text1"/>
+          <w:lang w:val="en-GB"/>
+        </w:rPr>
+        <w:t xml:space="preserve">then </w:t>
+      </w:r>
+      <w:r>
+        <w:rPr>
+          <w:color w:val="000000" w:themeColor="text1"/>
+          <w:lang w:val="en-GB"/>
+        </w:rPr>
+        <w:t xml:space="preserve">any conflict could be solved peacefully. </w:t>
+      </w:r>
+      <w:r>
+        <w:rPr>
+          <w:color w:val="000000" w:themeColor="text1"/>
+          <w:lang w:val="en-GB"/>
+        </w:rPr>
+        <w:t>Hi</w:t>
+      </w:r>
+      <w:r>
+        <w:rPr>
+          <w:color w:val="000000" w:themeColor="text1"/>
+          <w:lang w:val="en-GB"/>
+        </w:rPr>
+        <w:t>s excellent language skill</w:t>
+      </w:r>
+      <w:r>
+        <w:rPr>
+          <w:color w:val="000000" w:themeColor="text1"/>
+          <w:lang w:val="en-GB"/>
+        </w:rPr>
+        <w:t>s</w:t>
+      </w:r>
+      <w:r>
+        <w:rPr>
+          <w:color w:val="000000" w:themeColor="text1"/>
+          <w:lang w:val="en-GB"/>
+        </w:rPr>
+        <w:t xml:space="preserve"> </w:t>
+      </w:r>
+      <w:r>
+        <w:rPr>
+          <w:color w:val="000000" w:themeColor="text1"/>
+          <w:lang w:val="en-GB"/>
+        </w:rPr>
+        <w:t>and internationalism were</w:t>
+      </w:r>
+      <w:r>
+        <w:rPr>
+          <w:color w:val="000000" w:themeColor="text1"/>
+          <w:lang w:val="en-GB"/>
+        </w:rPr>
+        <w:t xml:space="preserve"> advantage</w:t>
+      </w:r>
+      <w:r>
+        <w:rPr>
+          <w:color w:val="000000" w:themeColor="text1"/>
+          <w:lang w:val="en-GB"/>
+        </w:rPr>
+        <w:t>s</w:t>
+      </w:r>
+      <w:r>
+        <w:rPr>
+          <w:color w:val="000000" w:themeColor="text1"/>
+          <w:lang w:val="en-GB"/>
+        </w:rPr>
+        <w:t xml:space="preserve"> </w:t>
+      </w:r>
+      <w:r>
+        <w:rPr>
+          <w:color w:val="000000" w:themeColor="text1"/>
+          <w:lang w:val="en-GB"/>
+        </w:rPr>
+        <w:t>which allowed him to</w:t>
+      </w:r>
+      <w:r>
+        <w:rPr>
+          <w:color w:val="000000" w:themeColor="text1"/>
+          <w:lang w:val="en-GB"/>
+        </w:rPr>
+        <w:t xml:space="preserve"> play a significant role in </w:t>
+      </w:r>
+      <w:r>
+        <w:rPr>
+          <w:color w:val="000000" w:themeColor="text1"/>
+          <w:lang w:val="en-GB"/>
+        </w:rPr>
+        <w:t xml:space="preserve">the resolution of </w:t>
+      </w:r>
+      <w:r>
+        <w:rPr>
+          <w:color w:val="000000" w:themeColor="text1"/>
+          <w:lang w:val="en-GB"/>
+        </w:rPr>
+        <w:t>conflict</w:t>
+      </w:r>
+      <w:r>
+        <w:rPr>
+          <w:color w:val="000000" w:themeColor="text1"/>
+          <w:lang w:val="en-GB"/>
+        </w:rPr>
+        <w:t>s</w:t>
+      </w:r>
+      <w:r>
+        <w:rPr>
+          <w:color w:val="000000" w:themeColor="text1"/>
+          <w:lang w:val="en-GB"/>
+        </w:rPr>
+        <w:t xml:space="preserve"> </w:t>
+      </w:r>
+      <w:r>
+        <w:rPr>
+          <w:color w:val="000000" w:themeColor="text1"/>
+          <w:lang w:val="en-GB"/>
+        </w:rPr>
+        <w:t>that were brought to the Council of</w:t>
+      </w:r>
+      <w:r>
+        <w:rPr>
+          <w:color w:val="000000" w:themeColor="text1"/>
+          <w:lang w:val="en-GB"/>
+        </w:rPr>
+        <w:t xml:space="preserve"> the League</w:t>
+      </w:r>
+      <w:r>
+        <w:rPr>
+          <w:color w:val="000000" w:themeColor="text1"/>
+          <w:lang w:val="en-GB"/>
+        </w:rPr>
+        <w:t>.</w:t>
+      </w:r>
+      <w:r>
+        <w:rPr>
+          <w:color w:val="000000" w:themeColor="text1"/>
+          <w:lang w:val="en-GB"/>
+        </w:rPr>
+        <w:t xml:space="preserve"> </w:t>
+      </w:r>
+      <w:r>
+        <w:rPr>
+          <w:color w:val="000000" w:themeColor="text1"/>
+          <w:lang w:val="en-GB"/>
+        </w:rPr>
+        <w:t>H</w:t>
+      </w:r>
+      <w:r>
+        <w:rPr>
+          <w:color w:val="000000" w:themeColor="text1"/>
+          <w:lang w:val="en-GB"/>
+        </w:rPr>
+        <w:t xml:space="preserve">is </w:t>
+      </w:r>
+      <w:r>
+        <w:rPr>
+          <w:color w:val="000000" w:themeColor="text1"/>
+          <w:lang w:val="en-GB"/>
+        </w:rPr>
+        <w:t>‘</w:t>
+      </w:r>
+      <w:r>
+        <w:rPr>
+          <w:color w:val="000000" w:themeColor="text1"/>
+          <w:lang w:val="en-GB"/>
+        </w:rPr>
+        <w:t>brain and temper functioned with more than Latin rapidity: the endless haggling over details which th</w:t>
+      </w:r>
+      <w:r>
+        <w:rPr>
+          <w:color w:val="000000" w:themeColor="text1"/>
+          <w:lang w:val="en-GB"/>
+        </w:rPr>
+        <w:t>i</w:t>
+      </w:r>
+      <w:r>
+        <w:rPr>
+          <w:color w:val="000000" w:themeColor="text1"/>
+          <w:lang w:val="en-GB"/>
+        </w:rPr>
+        <w:t xml:space="preserve">s work involved was a sore trial to his patience’, but he did arrive at a series of agreed resolutions (Walters 1952: 407). </w:t>
+      </w:r>
+      <w:r>
+        <w:rPr>
+          <w:color w:val="000000" w:themeColor="text1"/>
+          <w:lang w:val="en-GB"/>
+        </w:rPr>
+        <w:t xml:space="preserve">According to </w:t>
+      </w:r>
+      <w:r>
+        <w:rPr>
+          <w:color w:val="000000" w:themeColor="text1"/>
+          <w:lang w:val="en-GB"/>
+        </w:rPr>
+        <w:t xml:space="preserve">Under Secretary-General </w:t>
+      </w:r>
+      <w:proofErr w:type="spellStart"/>
+      <w:r>
+        <w:rPr>
+          <w:color w:val="000000" w:themeColor="text1"/>
+          <w:lang w:val="en-GB"/>
+        </w:rPr>
+        <w:t>Inazo</w:t>
+      </w:r>
+      <w:proofErr w:type="spellEnd"/>
+      <w:r>
+        <w:rPr>
+          <w:color w:val="000000" w:themeColor="text1"/>
+          <w:lang w:val="en-GB"/>
+        </w:rPr>
+        <w:t xml:space="preserve"> Nitobe</w:t>
+      </w:r>
+      <w:r>
+        <w:rPr>
+          <w:color w:val="000000" w:themeColor="text1"/>
+          <w:lang w:val="en-GB"/>
+        </w:rPr>
+        <w:t>,</w:t>
+      </w:r>
+      <w:r>
+        <w:rPr>
+          <w:color w:val="000000" w:themeColor="text1"/>
+          <w:lang w:val="en-GB"/>
+        </w:rPr>
+        <w:t xml:space="preserve"> ‘the tongue of </w:t>
       </w:r>
       <w:proofErr w:type="spellStart"/>
       <w:r>
@@ -4013,669 +4638,6 @@
           <w:color w:val="000000" w:themeColor="text1"/>
           <w:lang w:val="en-GB"/>
         </w:rPr>
-        <w:t xml:space="preserve"> </w:t>
-      </w:r>
-      <w:r>
-        <w:rPr>
-          <w:color w:val="000000" w:themeColor="text1"/>
-          <w:lang w:val="en-GB"/>
-        </w:rPr>
-        <w:t xml:space="preserve">submitted a draft amendment to the effect that even if the </w:t>
-      </w:r>
-      <w:r>
-        <w:rPr>
-          <w:color w:val="000000" w:themeColor="text1"/>
-          <w:lang w:val="en-GB"/>
-        </w:rPr>
-        <w:t>conflict</w:t>
-      </w:r>
-      <w:r>
-        <w:rPr>
-          <w:color w:val="000000" w:themeColor="text1"/>
-          <w:lang w:val="en-GB"/>
-        </w:rPr>
-        <w:t xml:space="preserve"> </w:t>
-      </w:r>
-      <w:r>
-        <w:rPr>
-          <w:color w:val="000000" w:themeColor="text1"/>
-          <w:lang w:val="en-GB"/>
-        </w:rPr>
-        <w:t>wa</w:t>
-      </w:r>
-      <w:r>
-        <w:rPr>
-          <w:color w:val="000000" w:themeColor="text1"/>
-          <w:lang w:val="en-GB"/>
-        </w:rPr>
-        <w:t xml:space="preserve">s recognized by the </w:t>
-      </w:r>
-      <w:r>
-        <w:rPr>
-          <w:color w:val="000000" w:themeColor="text1"/>
-          <w:lang w:val="en-GB"/>
-        </w:rPr>
-        <w:t>Permanent Court</w:t>
-      </w:r>
-      <w:r>
-        <w:rPr>
-          <w:color w:val="000000" w:themeColor="text1"/>
-          <w:lang w:val="en-GB"/>
-        </w:rPr>
-        <w:t xml:space="preserve"> or the </w:t>
-      </w:r>
-      <w:r>
-        <w:rPr>
-          <w:color w:val="000000" w:themeColor="text1"/>
-          <w:lang w:val="en-GB"/>
-        </w:rPr>
-        <w:t xml:space="preserve">League’s </w:t>
-      </w:r>
-      <w:r>
-        <w:rPr>
-          <w:color w:val="000000" w:themeColor="text1"/>
-          <w:lang w:val="en-GB"/>
-        </w:rPr>
-        <w:t xml:space="preserve">Council to be a matter solely within the domestic jurisdiction of the state, this decision should not prevent consideration of the situation by the League under Article 11 of the Covenant, which stipulated that any war or threat of war shall be declared a matter of concern to the whole League. </w:t>
-      </w:r>
-      <w:r>
-        <w:rPr>
-          <w:color w:val="000000" w:themeColor="text1"/>
-          <w:lang w:val="en-GB"/>
-        </w:rPr>
-        <w:t>In his e</w:t>
-      </w:r>
-      <w:r>
-        <w:rPr>
-          <w:color w:val="000000" w:themeColor="text1"/>
-          <w:lang w:val="en-GB"/>
-        </w:rPr>
-        <w:t>xpla</w:t>
-      </w:r>
-      <w:r>
-        <w:rPr>
-          <w:color w:val="000000" w:themeColor="text1"/>
-          <w:lang w:val="en-GB"/>
-        </w:rPr>
-        <w:t xml:space="preserve">nation </w:t>
-      </w:r>
-      <w:r>
-        <w:rPr>
-          <w:color w:val="000000" w:themeColor="text1"/>
-          <w:lang w:val="en-GB"/>
-        </w:rPr>
-        <w:t>for</w:t>
-      </w:r>
-      <w:r>
-        <w:rPr>
-          <w:color w:val="000000" w:themeColor="text1"/>
-          <w:lang w:val="en-GB"/>
-        </w:rPr>
-        <w:t xml:space="preserve"> the</w:t>
-      </w:r>
-      <w:r>
-        <w:rPr>
-          <w:color w:val="000000" w:themeColor="text1"/>
-          <w:lang w:val="en-GB"/>
-        </w:rPr>
-        <w:t xml:space="preserve"> amendment, </w:t>
-      </w:r>
-      <w:proofErr w:type="spellStart"/>
-      <w:r>
-        <w:rPr>
-          <w:color w:val="000000" w:themeColor="text1"/>
-          <w:lang w:val="en-GB"/>
-        </w:rPr>
-        <w:t>Adatci</w:t>
-      </w:r>
-      <w:proofErr w:type="spellEnd"/>
-      <w:r>
-        <w:rPr>
-          <w:color w:val="000000" w:themeColor="text1"/>
-          <w:lang w:val="en-GB"/>
-        </w:rPr>
-        <w:t xml:space="preserve"> insisted that the </w:t>
-      </w:r>
-      <w:r>
-        <w:rPr>
-          <w:color w:val="000000" w:themeColor="text1"/>
-          <w:lang w:val="en-GB"/>
-        </w:rPr>
-        <w:t>p</w:t>
-      </w:r>
-      <w:r>
-        <w:rPr>
-          <w:color w:val="000000" w:themeColor="text1"/>
-          <w:lang w:val="en-GB"/>
-        </w:rPr>
-        <w:t xml:space="preserve">rotocol should </w:t>
-      </w:r>
-      <w:r>
-        <w:rPr>
-          <w:color w:val="000000" w:themeColor="text1"/>
-          <w:lang w:val="en-GB"/>
-        </w:rPr>
-        <w:t>emphasize</w:t>
-      </w:r>
-      <w:r>
-        <w:rPr>
-          <w:color w:val="000000" w:themeColor="text1"/>
-          <w:lang w:val="en-GB"/>
-        </w:rPr>
-        <w:t xml:space="preserve"> nurturing </w:t>
-      </w:r>
-      <w:r>
-        <w:rPr>
-          <w:color w:val="000000" w:themeColor="text1"/>
-          <w:lang w:val="en-GB"/>
-        </w:rPr>
-        <w:t xml:space="preserve">a </w:t>
-      </w:r>
-      <w:r>
-        <w:rPr>
-          <w:color w:val="000000" w:themeColor="text1"/>
-          <w:lang w:val="en-GB"/>
-        </w:rPr>
-        <w:t>conciliatory spirit between conflict</w:t>
-      </w:r>
-      <w:r>
-        <w:rPr>
-          <w:color w:val="000000" w:themeColor="text1"/>
-          <w:lang w:val="en-GB"/>
-        </w:rPr>
-        <w:t>ing</w:t>
-      </w:r>
-      <w:r>
-        <w:rPr>
-          <w:color w:val="000000" w:themeColor="text1"/>
-          <w:lang w:val="en-GB"/>
-        </w:rPr>
-        <w:t xml:space="preserve"> parties and promoting </w:t>
-      </w:r>
-      <w:r>
-        <w:rPr>
-          <w:color w:val="000000" w:themeColor="text1"/>
-          <w:lang w:val="en-GB"/>
-        </w:rPr>
-        <w:t xml:space="preserve">the </w:t>
-      </w:r>
-      <w:r>
-        <w:rPr>
-          <w:color w:val="000000" w:themeColor="text1"/>
-          <w:lang w:val="en-GB"/>
-        </w:rPr>
-        <w:t xml:space="preserve">peaceful settlement of conflicts. </w:t>
-      </w:r>
-      <w:proofErr w:type="spellStart"/>
-      <w:r>
-        <w:rPr>
-          <w:color w:val="000000" w:themeColor="text1"/>
-          <w:lang w:val="en-GB"/>
-        </w:rPr>
-        <w:t>Adatci</w:t>
-      </w:r>
-      <w:proofErr w:type="spellEnd"/>
-      <w:r>
-        <w:rPr>
-          <w:color w:val="000000" w:themeColor="text1"/>
-          <w:lang w:val="en-GB"/>
-        </w:rPr>
-        <w:t xml:space="preserve"> also contributed to </w:t>
-      </w:r>
-      <w:r>
-        <w:rPr>
-          <w:color w:val="000000" w:themeColor="text1"/>
-          <w:lang w:val="en-GB"/>
-        </w:rPr>
-        <w:t xml:space="preserve">the Assembly’s role in </w:t>
-      </w:r>
-      <w:r>
-        <w:rPr>
-          <w:color w:val="000000" w:themeColor="text1"/>
-          <w:lang w:val="en-GB"/>
-        </w:rPr>
-        <w:t xml:space="preserve">solving European minority questions. After </w:t>
-      </w:r>
-      <w:r>
-        <w:rPr>
-          <w:color w:val="000000" w:themeColor="text1"/>
-          <w:lang w:val="en-GB"/>
-        </w:rPr>
-        <w:t xml:space="preserve">the </w:t>
-      </w:r>
-      <w:r>
-        <w:rPr>
-          <w:color w:val="000000" w:themeColor="text1"/>
-          <w:lang w:val="en-GB"/>
-        </w:rPr>
-        <w:t xml:space="preserve">First </w:t>
-      </w:r>
-      <w:r>
-        <w:rPr>
-          <w:color w:val="000000" w:themeColor="text1"/>
-          <w:lang w:val="en-GB"/>
-        </w:rPr>
-        <w:t xml:space="preserve">World War Lower Silesia, </w:t>
-      </w:r>
-      <w:r>
-        <w:rPr>
-          <w:color w:val="000000" w:themeColor="text1"/>
-          <w:lang w:val="en-GB"/>
-        </w:rPr>
-        <w:t xml:space="preserve">which </w:t>
-      </w:r>
-      <w:r>
-        <w:rPr>
-          <w:color w:val="000000" w:themeColor="text1"/>
-          <w:lang w:val="en-GB"/>
-        </w:rPr>
-        <w:t>ha</w:t>
-      </w:r>
-      <w:r>
-        <w:rPr>
-          <w:color w:val="000000" w:themeColor="text1"/>
-          <w:lang w:val="en-GB"/>
-        </w:rPr>
-        <w:t>d</w:t>
-      </w:r>
-      <w:r>
-        <w:rPr>
-          <w:color w:val="000000" w:themeColor="text1"/>
-          <w:lang w:val="en-GB"/>
-        </w:rPr>
-        <w:t xml:space="preserve"> a German majority, remained with Germany, while Upper Silesia, after a series of insurrections by the Polish inhabitants, was split. As a rapporteur</w:t>
-      </w:r>
-      <w:r>
-        <w:rPr>
-          <w:color w:val="000000" w:themeColor="text1"/>
-          <w:lang w:val="en-GB"/>
-        </w:rPr>
-        <w:t xml:space="preserve"> for all minority questions</w:t>
-      </w:r>
-      <w:r>
-        <w:rPr>
-          <w:color w:val="000000" w:themeColor="text1"/>
-          <w:lang w:val="en-GB"/>
-        </w:rPr>
-        <w:t xml:space="preserve">, </w:t>
-      </w:r>
-      <w:proofErr w:type="spellStart"/>
-      <w:r>
-        <w:rPr>
-          <w:color w:val="000000" w:themeColor="text1"/>
-          <w:lang w:val="en-GB"/>
-        </w:rPr>
-        <w:t>Adatci</w:t>
-      </w:r>
-      <w:proofErr w:type="spellEnd"/>
-      <w:r>
-        <w:rPr>
-          <w:color w:val="000000" w:themeColor="text1"/>
-          <w:lang w:val="en-GB"/>
-        </w:rPr>
-        <w:t xml:space="preserve"> summarized the facts and related legal issues</w:t>
-      </w:r>
-      <w:r>
-        <w:rPr>
-          <w:color w:val="000000" w:themeColor="text1"/>
-          <w:lang w:val="en-GB"/>
-        </w:rPr>
-        <w:t>,</w:t>
-      </w:r>
-      <w:r>
-        <w:rPr>
-          <w:color w:val="000000" w:themeColor="text1"/>
-          <w:lang w:val="en-GB"/>
-        </w:rPr>
-        <w:t xml:space="preserve"> such as school </w:t>
-      </w:r>
-      <w:r>
-        <w:rPr>
-          <w:color w:val="000000" w:themeColor="text1"/>
-          <w:lang w:val="en-GB"/>
-        </w:rPr>
-        <w:t>enrolment</w:t>
-      </w:r>
-      <w:r>
-        <w:rPr>
-          <w:color w:val="000000" w:themeColor="text1"/>
-          <w:lang w:val="en-GB"/>
-        </w:rPr>
-        <w:t xml:space="preserve"> of German residents in Poland and Polish residents in </w:t>
-      </w:r>
-      <w:proofErr w:type="gramStart"/>
-      <w:r>
-        <w:rPr>
-          <w:color w:val="000000" w:themeColor="text1"/>
-          <w:lang w:val="en-GB"/>
-        </w:rPr>
-        <w:t>Germany, and</w:t>
-      </w:r>
-      <w:proofErr w:type="gramEnd"/>
-      <w:r>
-        <w:rPr>
-          <w:color w:val="000000" w:themeColor="text1"/>
-          <w:lang w:val="en-GB"/>
-        </w:rPr>
-        <w:t xml:space="preserve"> promoted </w:t>
-      </w:r>
-      <w:r>
-        <w:rPr>
-          <w:color w:val="000000" w:themeColor="text1"/>
-          <w:lang w:val="en-GB"/>
-        </w:rPr>
-        <w:t xml:space="preserve">a </w:t>
-      </w:r>
-      <w:r>
-        <w:rPr>
-          <w:color w:val="000000" w:themeColor="text1"/>
-          <w:lang w:val="en-GB"/>
-        </w:rPr>
-        <w:t xml:space="preserve">compromise between them. </w:t>
-      </w:r>
-      <w:r>
-        <w:rPr>
-          <w:color w:val="000000" w:themeColor="text1"/>
-          <w:lang w:val="en-GB"/>
-        </w:rPr>
-        <w:t>He</w:t>
-      </w:r>
-      <w:r>
-        <w:rPr>
-          <w:color w:val="000000" w:themeColor="text1"/>
-          <w:lang w:val="en-GB"/>
-        </w:rPr>
-        <w:t xml:space="preserve"> strongly believed that if a rapporteur examine</w:t>
-      </w:r>
-      <w:r>
-        <w:rPr>
-          <w:color w:val="000000" w:themeColor="text1"/>
-          <w:lang w:val="en-GB"/>
-        </w:rPr>
-        <w:t>d</w:t>
-      </w:r>
-      <w:r>
-        <w:rPr>
-          <w:color w:val="000000" w:themeColor="text1"/>
-          <w:lang w:val="en-GB"/>
-        </w:rPr>
-        <w:t xml:space="preserve"> </w:t>
-      </w:r>
-      <w:r>
-        <w:rPr>
-          <w:color w:val="000000" w:themeColor="text1"/>
-          <w:lang w:val="en-GB"/>
-        </w:rPr>
-        <w:t xml:space="preserve">a </w:t>
-      </w:r>
-      <w:r>
-        <w:rPr>
-          <w:color w:val="000000" w:themeColor="text1"/>
-          <w:lang w:val="en-GB"/>
-        </w:rPr>
-        <w:t xml:space="preserve">case and </w:t>
-      </w:r>
-      <w:r>
-        <w:rPr>
-          <w:color w:val="000000" w:themeColor="text1"/>
-          <w:lang w:val="en-GB"/>
-        </w:rPr>
-        <w:t>decide</w:t>
-      </w:r>
-      <w:r>
-        <w:rPr>
-          <w:color w:val="000000" w:themeColor="text1"/>
-          <w:lang w:val="en-GB"/>
-        </w:rPr>
-        <w:t>d</w:t>
-      </w:r>
-      <w:r>
-        <w:rPr>
-          <w:color w:val="000000" w:themeColor="text1"/>
-          <w:lang w:val="en-GB"/>
-        </w:rPr>
-        <w:t xml:space="preserve"> with a strong sense of justice, fairness and conscience, </w:t>
-      </w:r>
-      <w:r>
-        <w:rPr>
-          <w:color w:val="000000" w:themeColor="text1"/>
-          <w:lang w:val="en-GB"/>
-        </w:rPr>
-        <w:t xml:space="preserve">then </w:t>
-      </w:r>
-      <w:r>
-        <w:rPr>
-          <w:color w:val="000000" w:themeColor="text1"/>
-          <w:lang w:val="en-GB"/>
-        </w:rPr>
-        <w:t xml:space="preserve">any conflict could be solved peacefully. </w:t>
-      </w:r>
-      <w:r>
-        <w:rPr>
-          <w:color w:val="000000" w:themeColor="text1"/>
-          <w:lang w:val="en-GB"/>
-        </w:rPr>
-        <w:t>Hi</w:t>
-      </w:r>
-      <w:r>
-        <w:rPr>
-          <w:color w:val="000000" w:themeColor="text1"/>
-          <w:lang w:val="en-GB"/>
-        </w:rPr>
-        <w:t>s excellent language skill</w:t>
-      </w:r>
-      <w:r>
-        <w:rPr>
-          <w:color w:val="000000" w:themeColor="text1"/>
-          <w:lang w:val="en-GB"/>
-        </w:rPr>
-        <w:t>s</w:t>
-      </w:r>
-      <w:r>
-        <w:rPr>
-          <w:color w:val="000000" w:themeColor="text1"/>
-          <w:lang w:val="en-GB"/>
-        </w:rPr>
-        <w:t xml:space="preserve"> </w:t>
-      </w:r>
-      <w:r>
-        <w:rPr>
-          <w:color w:val="000000" w:themeColor="text1"/>
-          <w:lang w:val="en-GB"/>
-        </w:rPr>
-        <w:t>and internationalism were</w:t>
-      </w:r>
-      <w:r>
-        <w:rPr>
-          <w:color w:val="000000" w:themeColor="text1"/>
-          <w:lang w:val="en-GB"/>
-        </w:rPr>
-        <w:t xml:space="preserve"> advantage</w:t>
-      </w:r>
-      <w:r>
-        <w:rPr>
-          <w:color w:val="000000" w:themeColor="text1"/>
-          <w:lang w:val="en-GB"/>
-        </w:rPr>
-        <w:t>s</w:t>
-      </w:r>
-      <w:r>
-        <w:rPr>
-          <w:color w:val="000000" w:themeColor="text1"/>
-          <w:lang w:val="en-GB"/>
-        </w:rPr>
-        <w:t xml:space="preserve"> </w:t>
-      </w:r>
-      <w:r>
-        <w:rPr>
-          <w:color w:val="000000" w:themeColor="text1"/>
-          <w:lang w:val="en-GB"/>
-        </w:rPr>
-        <w:t>which allowed him to</w:t>
-      </w:r>
-      <w:r>
-        <w:rPr>
-          <w:color w:val="000000" w:themeColor="text1"/>
-          <w:lang w:val="en-GB"/>
-        </w:rPr>
-        <w:t xml:space="preserve"> play a significant role in </w:t>
-      </w:r>
-      <w:r>
-        <w:rPr>
-          <w:color w:val="000000" w:themeColor="text1"/>
-          <w:lang w:val="en-GB"/>
-        </w:rPr>
-        <w:t xml:space="preserve">the resolution of </w:t>
-      </w:r>
-      <w:r>
-        <w:rPr>
-          <w:color w:val="000000" w:themeColor="text1"/>
-          <w:lang w:val="en-GB"/>
-        </w:rPr>
-        <w:t>conflict</w:t>
-      </w:r>
-      <w:r>
-        <w:rPr>
-          <w:color w:val="000000" w:themeColor="text1"/>
-          <w:lang w:val="en-GB"/>
-        </w:rPr>
-        <w:t>s</w:t>
-      </w:r>
-      <w:r>
-        <w:rPr>
-          <w:color w:val="000000" w:themeColor="text1"/>
-          <w:lang w:val="en-GB"/>
-        </w:rPr>
-        <w:t xml:space="preserve"> </w:t>
-      </w:r>
-      <w:r>
-        <w:rPr>
-          <w:color w:val="000000" w:themeColor="text1"/>
-          <w:lang w:val="en-GB"/>
-        </w:rPr>
-        <w:t>that were brought to the Council of</w:t>
-      </w:r>
-      <w:r>
-        <w:rPr>
-          <w:color w:val="000000" w:themeColor="text1"/>
-          <w:lang w:val="en-GB"/>
-        </w:rPr>
-        <w:t xml:space="preserve"> the League</w:t>
-      </w:r>
-      <w:r>
-        <w:rPr>
-          <w:color w:val="000000" w:themeColor="text1"/>
-          <w:lang w:val="en-GB"/>
-        </w:rPr>
-        <w:t>.</w:t>
-      </w:r>
-      <w:r>
-        <w:rPr>
-          <w:color w:val="000000" w:themeColor="text1"/>
-          <w:lang w:val="en-GB"/>
-        </w:rPr>
-        <w:t xml:space="preserve"> </w:t>
-      </w:r>
-      <w:r>
-        <w:rPr>
-          <w:color w:val="000000" w:themeColor="text1"/>
-          <w:lang w:val="en-GB"/>
-        </w:rPr>
-        <w:t>H</w:t>
-      </w:r>
-      <w:r>
-        <w:rPr>
-          <w:color w:val="000000" w:themeColor="text1"/>
-          <w:lang w:val="en-GB"/>
-        </w:rPr>
-        <w:t xml:space="preserve">is </w:t>
-      </w:r>
-      <w:r>
-        <w:rPr>
-          <w:color w:val="000000" w:themeColor="text1"/>
-          <w:lang w:val="en-GB"/>
-        </w:rPr>
-        <w:t>‘</w:t>
-      </w:r>
-      <w:r>
-        <w:rPr>
-          <w:color w:val="000000" w:themeColor="text1"/>
-          <w:lang w:val="en-GB"/>
-        </w:rPr>
-        <w:t>brain and temper functioned with more than Latin rapidity: the endless haggling over details which th</w:t>
-      </w:r>
-      <w:r>
-        <w:rPr>
-          <w:color w:val="000000" w:themeColor="text1"/>
-          <w:lang w:val="en-GB"/>
-        </w:rPr>
-        <w:t>i</w:t>
-      </w:r>
-      <w:r>
-        <w:rPr>
-          <w:color w:val="000000" w:themeColor="text1"/>
-          <w:lang w:val="en-GB"/>
-        </w:rPr>
-        <w:t xml:space="preserve">s work involved was a sore trial to his patience’, but he did arrive at a series of agreed resolutions (Walters 1952: 407). </w:t>
-      </w:r>
-      <w:r>
-        <w:rPr>
-          <w:color w:val="000000" w:themeColor="text1"/>
-          <w:lang w:val="en-GB"/>
-        </w:rPr>
-        <w:t xml:space="preserve">According to </w:t>
-      </w:r>
-      <w:r>
-        <w:rPr>
-          <w:color w:val="000000" w:themeColor="text1"/>
-          <w:lang w:val="en-GB"/>
-        </w:rPr>
-        <w:t xml:space="preserve">Under Secretary-General </w:t>
-      </w:r>
-      <w:proofErr w:type="spellStart"/>
-      <w:r>
-        <w:rPr>
-          <w:color w:val="000000" w:themeColor="text1"/>
-          <w:lang w:val="en-GB"/>
-        </w:rPr>
-        <w:t>Inazo</w:t>
-      </w:r>
-      <w:proofErr w:type="spellEnd"/>
-      <w:r>
-        <w:rPr>
-          <w:color w:val="000000" w:themeColor="text1"/>
-          <w:lang w:val="en-GB"/>
-        </w:rPr>
-        <w:t xml:space="preserve"> Nitobe</w:t>
-      </w:r>
-      <w:r>
-        <w:rPr>
-          <w:color w:val="000000" w:themeColor="text1"/>
-          <w:lang w:val="en-GB"/>
-        </w:rPr>
-        <w:t>,</w:t>
-      </w:r>
-      <w:r>
-        <w:rPr>
-          <w:color w:val="000000" w:themeColor="text1"/>
-          <w:lang w:val="en-GB"/>
-        </w:rPr>
-        <w:t xml:space="preserve"> ‘the tongue of </w:t>
-      </w:r>
-      <w:proofErr w:type="spellStart"/>
-      <w:r>
-        <w:rPr>
-          <w:color w:val="000000" w:themeColor="text1"/>
-          <w:lang w:val="en-GB"/>
-        </w:rPr>
-        <w:t>Adatci</w:t>
-      </w:r>
-      <w:proofErr w:type="spellEnd"/>
-      <w:r>
-        <w:rPr>
-          <w:color w:val="000000" w:themeColor="text1"/>
-          <w:lang w:val="en-GB"/>
-        </w:rPr>
         <w:t xml:space="preserve"> was a national treasure of Japan</w:t>
       </w:r>
       <w:r>
@@ -4697,23 +4659,7 @@
           <w:color w:val="000000" w:themeColor="text1"/>
           <w:lang w:val="en-GB"/>
         </w:rPr>
-        <w:t xml:space="preserve">Adachi </w:t>
-      </w:r>
-      <w:proofErr w:type="spellStart"/>
-      <w:r>
-        <w:rPr>
-          <w:color w:val="000000" w:themeColor="text1"/>
-          <w:lang w:val="en-GB"/>
-        </w:rPr>
-        <w:t>Mineichirō</w:t>
-      </w:r>
-      <w:proofErr w:type="spellEnd"/>
-      <w:r>
-        <w:rPr>
-          <w:color w:val="000000" w:themeColor="text1"/>
-          <w:lang w:val="en-GB"/>
-        </w:rPr>
-        <w:t xml:space="preserve"> </w:t>
+        <w:t xml:space="preserve">Adachi Mineichirō </w:t>
       </w:r>
       <w:proofErr w:type="spellStart"/>
       <w:r>
@@ -6533,23 +6479,7 @@
           <w:color w:val="000000" w:themeColor="text1"/>
           <w:lang w:val="en-GB"/>
         </w:rPr>
-        <w:t xml:space="preserve"> was an independent </w:t>
-      </w:r>
-      <w:proofErr w:type="gramStart"/>
-      <w:r>
-        <w:rPr>
-          <w:color w:val="000000" w:themeColor="text1"/>
-          <w:lang w:val="en-GB"/>
-        </w:rPr>
-        <w:t>organization</w:t>
-      </w:r>
-      <w:proofErr w:type="gramEnd"/>
-      <w:r>
-        <w:rPr>
-          <w:color w:val="000000" w:themeColor="text1"/>
-          <w:lang w:val="en-GB"/>
-        </w:rPr>
-        <w:t xml:space="preserve"> and </w:t>
+        <w:t xml:space="preserve"> was an independent organization and </w:t>
       </w:r>
       <w:r>
         <w:rPr>
@@ -7224,17 +7154,8 @@
           <w:bCs/>
           <w:lang w:val="en-GB"/>
         </w:rPr>
-        <w:t xml:space="preserve">Albert de </w:t>
-      </w:r>
-      <w:proofErr w:type="spellStart"/>
-      <w:r>
-        <w:rPr>
-          <w:bCs/>
-          <w:lang w:val="en-GB"/>
-        </w:rPr>
-        <w:t>Bassompierre</w:t>
-      </w:r>
-      <w:proofErr w:type="spellEnd"/>
+        <w:t>Albert de Bassompierre</w:t>
+      </w:r>
       <w:r>
         <w:rPr>
           <w:lang w:val="en-GB"/>
@@ -7481,17 +7402,8 @@
           <w:color w:val="000000" w:themeColor="text1"/>
           <w:lang w:val="en-US"/>
         </w:rPr>
-        <w:t xml:space="preserve"> </w:t>
-      </w:r>
-      <w:proofErr w:type="spellStart"/>
-      <w:r>
-        <w:rPr>
-          <w:color w:val="000000" w:themeColor="text1"/>
-          <w:lang w:val="en-US"/>
-        </w:rPr>
-        <w:t>Adatci</w:t>
-      </w:r>
-      <w:proofErr w:type="spellEnd"/>
+        <w:t xml:space="preserve"> Adatci</w:t>
+      </w:r>
       <w:r>
         <w:rPr>
           <w:color w:val="000000" w:themeColor="text1"/>
@@ -7509,14 +7421,7 @@
         <w:rPr>
           <w:lang w:val="en-GB"/>
         </w:rPr>
-        <w:t xml:space="preserve">Adachi </w:t>
-      </w:r>
-      <w:proofErr w:type="spellStart"/>
-      <w:r>
-        <w:rPr>
-          <w:lang w:val="en-GB"/>
-        </w:rPr>
-        <w:t>Mineichir</w:t>
+        <w:t>Adachi Mineichir</w:t>
       </w:r>
       <w:r>
         <w:rPr>
@@ -7525,7 +7430,6 @@
         </w:rPr>
         <w:t>ō</w:t>
       </w:r>
-      <w:proofErr w:type="spellEnd"/>
       <w:r>
         <w:rPr>
           <w:lang w:val="en-GB"/>
@@ -7572,23 +7476,7 @@
           <w:i/>
           <w:lang w:val="en-GB"/>
         </w:rPr>
-        <w:t xml:space="preserve"> </w:t>
-      </w:r>
-      <w:proofErr w:type="spellStart"/>
-      <w:r>
-        <w:rPr>
-          <w:i/>
-          <w:lang w:val="en-GB"/>
-        </w:rPr>
-        <w:t>Adatci</w:t>
-      </w:r>
-      <w:proofErr w:type="spellEnd"/>
-      <w:r>
-        <w:rPr>
-          <w:i/>
-          <w:lang w:val="en-GB"/>
-        </w:rPr>
-        <w:t xml:space="preserve">, Seeker after Peace and Justice Based upon International Law: </w:t>
+        <w:t xml:space="preserve"> Adatci, Seeker after Peace and Justice Based upon International Law: </w:t>
       </w:r>
       <w:proofErr w:type="spellStart"/>
       <w:r>
@@ -7738,21 +7626,7 @@
         <w:rPr>
           <w:lang w:val="en-GB"/>
         </w:rPr>
-        <w:t xml:space="preserve"> </w:t>
-      </w:r>
-      <w:proofErr w:type="spellStart"/>
-      <w:r>
-        <w:rPr>
-          <w:lang w:val="en-GB"/>
-        </w:rPr>
-        <w:t>Adatci’s</w:t>
-      </w:r>
-      <w:proofErr w:type="spellEnd"/>
-      <w:r>
-        <w:rPr>
-          <w:lang w:val="en-GB"/>
-        </w:rPr>
-        <w:t xml:space="preserve"> Writings) </w:t>
+        <w:t xml:space="preserve"> Adatci’s Writings) </w:t>
       </w:r>
       <w:r>
         <w:rPr>
@@ -7954,7 +7828,7 @@
         </w:rPr>
         <w:t xml:space="preserve">Adachi Memorial Foundation in Tokyo, see </w:t>
       </w:r>
-      <w:hyperlink r:id="rId8" w:history="1">
+      <w:hyperlink r:id="rId7" w:history="1">
         <w:r>
           <w:rPr>
             <w:rStyle w:val="Hyperlink"/>
@@ -7976,7 +7850,7 @@
           <w:color w:val="000000" w:themeColor="text1"/>
           <w:lang w:val="en-GB" w:eastAsia="ja-JP"/>
         </w:rPr>
-        <w:t xml:space="preserve">Adachi </w:t>
+        <w:t xml:space="preserve">Adachi Mineichirō </w:t>
       </w:r>
       <w:proofErr w:type="spellStart"/>
       <w:r>
@@ -7984,7 +7858,7 @@
           <w:color w:val="000000" w:themeColor="text1"/>
           <w:lang w:val="en-GB" w:eastAsia="ja-JP"/>
         </w:rPr>
-        <w:t>Mineichirō</w:t>
+        <w:t>Kenkyū</w:t>
       </w:r>
       <w:proofErr w:type="spellEnd"/>
       <w:r>
@@ -8000,7 +7874,7 @@
           <w:color w:val="000000" w:themeColor="text1"/>
           <w:lang w:val="en-GB" w:eastAsia="ja-JP"/>
         </w:rPr>
-        <w:t>Kenkyū</w:t>
+        <w:t>Shiryō-shitsu</w:t>
       </w:r>
       <w:proofErr w:type="spellEnd"/>
       <w:r>
@@ -8008,25 +7882,9 @@
           <w:color w:val="000000" w:themeColor="text1"/>
           <w:lang w:val="en-GB" w:eastAsia="ja-JP"/>
         </w:rPr>
-        <w:t xml:space="preserve"> </w:t>
-      </w:r>
-      <w:proofErr w:type="spellStart"/>
-      <w:r>
-        <w:rPr>
-          <w:color w:val="000000" w:themeColor="text1"/>
-          <w:lang w:val="en-GB" w:eastAsia="ja-JP"/>
-        </w:rPr>
-        <w:t>Shiryō-shitsu</w:t>
-      </w:r>
-      <w:proofErr w:type="spellEnd"/>
-      <w:r>
-        <w:rPr>
-          <w:color w:val="000000" w:themeColor="text1"/>
-          <w:lang w:val="en-GB" w:eastAsia="ja-JP"/>
-        </w:rPr>
         <w:t xml:space="preserve"> at Yamagata University, see </w:t>
       </w:r>
-      <w:hyperlink r:id="rId9" w:history="1">
+      <w:hyperlink r:id="rId8" w:history="1">
         <w:r>
           <w:rPr>
             <w:rStyle w:val="Hyperlink"/>
@@ -8112,23 +7970,7 @@
           <w:color w:val="000000" w:themeColor="text1"/>
           <w:lang w:val="en-US"/>
         </w:rPr>
-        <w:t xml:space="preserve"> </w:t>
-      </w:r>
-      <w:proofErr w:type="spellStart"/>
-      <w:r>
-        <w:rPr>
-          <w:color w:val="000000" w:themeColor="text1"/>
-          <w:lang w:val="en-US"/>
-        </w:rPr>
-        <w:t>Adatci</w:t>
-      </w:r>
-      <w:proofErr w:type="spellEnd"/>
-      <w:r>
-        <w:rPr>
-          <w:color w:val="000000" w:themeColor="text1"/>
-          <w:lang w:val="en-US"/>
-        </w:rPr>
-        <w:t>)</w:t>
+        <w:t xml:space="preserve"> Adatci)</w:t>
       </w:r>
       <w:r>
         <w:rPr>
@@ -8137,7 +7979,7 @@
         </w:rPr>
         <w:t xml:space="preserve">, see </w:t>
       </w:r>
-      <w:hyperlink r:id="rId10" w:history="1">
+      <w:hyperlink r:id="rId9" w:history="1">
         <w:r>
           <w:rPr>
             <w:rStyle w:val="Hyperlink"/>
@@ -8387,21 +8229,7 @@
         <w:rPr>
           <w:lang w:val="en-GB"/>
         </w:rPr>
-        <w:t xml:space="preserve"> </w:t>
-      </w:r>
-      <w:proofErr w:type="spellStart"/>
-      <w:r>
-        <w:rPr>
-          <w:lang w:val="en-GB"/>
-        </w:rPr>
-        <w:t>Adatci’s</w:t>
-      </w:r>
-      <w:proofErr w:type="spellEnd"/>
-      <w:r>
-        <w:rPr>
-          <w:lang w:val="en-GB"/>
-        </w:rPr>
-        <w:t xml:space="preserve"> Writings), Tokyo 2019</w:t>
+        <w:t xml:space="preserve"> Adatci’s Writings), Tokyo 2019</w:t>
       </w:r>
       <w:r>
         <w:rPr>
@@ -8519,21 +8347,7 @@
         <w:rPr>
           <w:lang w:val="en-GB"/>
         </w:rPr>
-        <w:t xml:space="preserve">Å. Hammarskjöld, ‘The Late President </w:t>
-      </w:r>
-      <w:proofErr w:type="spellStart"/>
-      <w:r>
-        <w:rPr>
-          <w:lang w:val="en-GB"/>
-        </w:rPr>
-        <w:t>Adatci</w:t>
-      </w:r>
-      <w:proofErr w:type="spellEnd"/>
-      <w:r>
-        <w:rPr>
-          <w:lang w:val="en-GB"/>
-        </w:rPr>
-        <w:t xml:space="preserve">’ in </w:t>
+        <w:t xml:space="preserve">Å. Hammarskjöld, ‘The Late President Adatci’ in </w:t>
       </w:r>
       <w:r>
         <w:rPr>
@@ -8656,31 +8470,247 @@
           <w:i/>
           <w:lang w:val="en-GB"/>
         </w:rPr>
-        <w:t xml:space="preserve">i </w:t>
-      </w:r>
-      <w:proofErr w:type="spellStart"/>
+        <w:t>i Mineichir</w:t>
+      </w:r>
       <w:r>
         <w:rPr>
           <w:i/>
-          <w:lang w:val="en-GB"/>
-        </w:rPr>
-        <w:t>Mineichir</w:t>
+          <w:color w:val="000000" w:themeColor="text1"/>
+          <w:lang w:val="en-GB"/>
+        </w:rPr>
+        <w:t>ō</w:t>
       </w:r>
       <w:r>
         <w:rPr>
           <w:i/>
+          <w:lang w:val="en-GB"/>
+        </w:rPr>
+        <w:t xml:space="preserve"> </w:t>
+      </w:r>
+      <w:proofErr w:type="spellStart"/>
+      <w:r>
+        <w:rPr>
+          <w:i/>
+          <w:lang w:val="en-GB"/>
+        </w:rPr>
+        <w:t>Hakase</w:t>
+      </w:r>
+      <w:proofErr w:type="spellEnd"/>
+      <w:r>
+        <w:rPr>
+          <w:i/>
+          <w:lang w:val="en-GB"/>
+        </w:rPr>
+        <w:t xml:space="preserve"> </w:t>
+      </w:r>
+      <w:r>
+        <w:rPr>
+          <w:lang w:val="en-GB"/>
+        </w:rPr>
+        <w:t>(Conscience of the World), Tokyo 1969; A. Iriye, ‘Adachi [</w:t>
+      </w:r>
+      <w:proofErr w:type="spellStart"/>
+      <w:r>
+        <w:rPr>
+          <w:lang w:val="en-GB"/>
+        </w:rPr>
+        <w:t>Adatci</w:t>
+      </w:r>
+      <w:proofErr w:type="spellEnd"/>
+      <w:r>
+        <w:rPr>
+          <w:lang w:val="en-GB"/>
+        </w:rPr>
+        <w:t xml:space="preserve">] </w:t>
+      </w:r>
+      <w:proofErr w:type="spellStart"/>
+      <w:r>
+        <w:rPr>
+          <w:lang w:val="en-GB"/>
+        </w:rPr>
+        <w:t>Mineichiro</w:t>
+      </w:r>
+      <w:proofErr w:type="spellEnd"/>
+      <w:r>
+        <w:rPr>
+          <w:lang w:val="en-GB"/>
+        </w:rPr>
+        <w:t xml:space="preserve">’ in W.F. Kuehl (Ed.), </w:t>
+      </w:r>
+      <w:r>
+        <w:rPr>
+          <w:i/>
+          <w:lang w:val="en-GB"/>
+        </w:rPr>
+        <w:t>Biographical Dictionary of Internationalists</w:t>
+      </w:r>
+      <w:r>
+        <w:rPr>
+          <w:lang w:val="en-GB"/>
+        </w:rPr>
+        <w:t>, Westport 1983, 4-5;</w:t>
+      </w:r>
+      <w:r>
+        <w:rPr>
+          <w:lang w:val="en-GB"/>
+        </w:rPr>
+        <w:t xml:space="preserve"> </w:t>
+      </w:r>
+      <w:r>
+        <w:rPr>
+          <w:lang w:val="en-GB"/>
+        </w:rPr>
+        <w:t xml:space="preserve">A. </w:t>
+      </w:r>
+      <w:proofErr w:type="spellStart"/>
+      <w:r>
+        <w:rPr>
+          <w:lang w:val="en-GB"/>
+        </w:rPr>
+        <w:t>Eyffinger</w:t>
+      </w:r>
+      <w:proofErr w:type="spellEnd"/>
+      <w:r>
+        <w:rPr>
+          <w:lang w:val="en-GB"/>
+        </w:rPr>
+        <w:t>,</w:t>
+      </w:r>
+      <w:r>
+        <w:rPr>
+          <w:i/>
+          <w:lang w:val="en-GB"/>
+        </w:rPr>
+        <w:t xml:space="preserve"> The International Court of Justice 1946-1996</w:t>
+      </w:r>
+      <w:r>
+        <w:rPr>
+          <w:lang w:val="en-GB"/>
+        </w:rPr>
+        <w:t>, The Hague 1996;</w:t>
+      </w:r>
+      <w:r>
+        <w:rPr>
+          <w:lang w:val="en-GB"/>
+        </w:rPr>
+        <w:t xml:space="preserve"> </w:t>
+      </w:r>
+      <w:r>
+        <w:rPr>
+          <w:lang w:val="en-GB"/>
+        </w:rPr>
+        <w:t xml:space="preserve">D.V. Jones, </w:t>
+      </w:r>
+      <w:r>
+        <w:rPr>
+          <w:i/>
+          <w:lang w:val="en-GB"/>
+        </w:rPr>
+        <w:t>Toward a Just World: The Critical Years in the Search for International Justice</w:t>
+      </w:r>
+      <w:r>
+        <w:rPr>
+          <w:lang w:val="en-GB"/>
+        </w:rPr>
+        <w:t>, Chicago 2002;</w:t>
+      </w:r>
+      <w:r>
+        <w:rPr>
+          <w:lang w:val="en-GB"/>
+        </w:rPr>
+        <w:t xml:space="preserve"> </w:t>
+      </w:r>
+      <w:r>
+        <w:rPr>
+          <w:lang w:val="en-GB"/>
+        </w:rPr>
+        <w:t xml:space="preserve">T.W. Burkman, </w:t>
+      </w:r>
+      <w:r>
+        <w:rPr>
+          <w:i/>
+          <w:lang w:val="en-GB"/>
+        </w:rPr>
+        <w:t>Japan and the League of Nations: Empire and World Order, 1914-1938</w:t>
+      </w:r>
+      <w:r>
+        <w:rPr>
+          <w:lang w:val="en-GB"/>
+        </w:rPr>
+        <w:t>,</w:t>
+      </w:r>
+      <w:r>
+        <w:rPr>
+          <w:i/>
+          <w:lang w:val="en-GB"/>
+        </w:rPr>
+        <w:t xml:space="preserve"> </w:t>
+      </w:r>
+      <w:r>
+        <w:rPr>
+          <w:lang w:val="en-GB"/>
+        </w:rPr>
+        <w:t>Honolulu 2008;</w:t>
+      </w:r>
+      <w:r>
+        <w:rPr>
+          <w:lang w:val="en-GB"/>
+        </w:rPr>
+        <w:t xml:space="preserve"> </w:t>
+      </w:r>
+      <w:r>
+        <w:rPr>
+          <w:lang w:val="en-GB"/>
+        </w:rPr>
+        <w:t>Ada</w:t>
+      </w:r>
+      <w:r>
+        <w:rPr>
+          <w:lang w:val="en-GB"/>
+        </w:rPr>
+        <w:t>ch</w:t>
+      </w:r>
+      <w:r>
+        <w:rPr>
+          <w:lang w:val="en-GB"/>
+        </w:rPr>
+        <w:t xml:space="preserve">i Memorial Foundation, </w:t>
+      </w:r>
+      <w:r>
+        <w:rPr>
+          <w:i/>
+          <w:lang w:val="en-GB"/>
+        </w:rPr>
+        <w:t>Ada</w:t>
+      </w:r>
+      <w:r>
+        <w:rPr>
+          <w:i/>
+          <w:lang w:val="en-GB"/>
+        </w:rPr>
+        <w:t>ch</w:t>
+      </w:r>
+      <w:r>
+        <w:rPr>
+          <w:i/>
+          <w:lang w:val="en-GB"/>
+        </w:rPr>
+        <w:t>i Mineichir</w:t>
+      </w:r>
+      <w:r>
+        <w:rPr>
+          <w:i/>
           <w:color w:val="000000" w:themeColor="text1"/>
           <w:lang w:val="en-GB"/>
         </w:rPr>
         <w:t>ō</w:t>
       </w:r>
-      <w:proofErr w:type="spellEnd"/>
       <w:r>
         <w:rPr>
           <w:i/>
           <w:lang w:val="en-GB"/>
         </w:rPr>
-        <w:t xml:space="preserve"> </w:t>
+        <w:t xml:space="preserve">, Hito to </w:t>
       </w:r>
       <w:proofErr w:type="spellStart"/>
       <w:r>
@@ -8688,83 +8718,47 @@
           <w:i/>
           <w:lang w:val="en-GB"/>
         </w:rPr>
-        <w:t>Hakase</w:t>
-      </w:r>
-      <w:proofErr w:type="spellEnd"/>
+        <w:t>Gy</w:t>
+      </w:r>
       <w:r>
         <w:rPr>
           <w:i/>
-          <w:lang w:val="en-GB"/>
-        </w:rPr>
-        <w:t xml:space="preserve"> </w:t>
-      </w:r>
-      <w:r>
-        <w:rPr>
-          <w:lang w:val="en-GB"/>
-        </w:rPr>
-        <w:t>(Conscience of the World), Tokyo 1969; A. Iriye, ‘Adachi [</w:t>
-      </w:r>
-      <w:proofErr w:type="spellStart"/>
-      <w:r>
-        <w:rPr>
-          <w:lang w:val="en-GB"/>
-        </w:rPr>
-        <w:t>Adatci</w:t>
-      </w:r>
-      <w:proofErr w:type="spellEnd"/>
-      <w:r>
-        <w:rPr>
-          <w:lang w:val="en-GB"/>
-        </w:rPr>
-        <w:t xml:space="preserve">] </w:t>
-      </w:r>
-      <w:proofErr w:type="spellStart"/>
-      <w:r>
-        <w:rPr>
-          <w:lang w:val="en-GB"/>
-        </w:rPr>
-        <w:t>Mineichiro</w:t>
-      </w:r>
-      <w:proofErr w:type="spellEnd"/>
-      <w:r>
-        <w:rPr>
-          <w:lang w:val="en-GB"/>
-        </w:rPr>
-        <w:t xml:space="preserve">’ in W.F. Kuehl (Ed.), </w:t>
+          <w:color w:val="000000" w:themeColor="text1"/>
+          <w:lang w:val="en-GB"/>
+        </w:rPr>
+        <w:t>ō</w:t>
       </w:r>
       <w:r>
         <w:rPr>
           <w:i/>
           <w:lang w:val="en-GB"/>
         </w:rPr>
-        <w:t>Biographical Dictionary of Internationalists</w:t>
-      </w:r>
-      <w:r>
-        <w:rPr>
-          <w:lang w:val="en-GB"/>
-        </w:rPr>
-        <w:t>, Westport 1983, 4-5;</w:t>
-      </w:r>
-      <w:r>
-        <w:rPr>
-          <w:lang w:val="en-GB"/>
-        </w:rPr>
-        <w:t xml:space="preserve"> </w:t>
-      </w:r>
-      <w:r>
-        <w:rPr>
-          <w:lang w:val="en-GB"/>
-        </w:rPr>
-        <w:t xml:space="preserve">A. </w:t>
-      </w:r>
-      <w:proofErr w:type="spellStart"/>
-      <w:r>
-        <w:rPr>
-          <w:lang w:val="en-GB"/>
-        </w:rPr>
-        <w:t>Eyffinger</w:t>
-      </w:r>
-      <w:proofErr w:type="spellEnd"/>
+        <w:t>seki</w:t>
+      </w:r>
+      <w:proofErr w:type="spellEnd"/>
+      <w:r>
+        <w:rPr>
+          <w:iCs/>
+          <w:lang w:val="en-GB"/>
+        </w:rPr>
+        <w:t xml:space="preserve"> (</w:t>
+      </w:r>
+      <w:proofErr w:type="spellStart"/>
+      <w:r>
+        <w:rPr>
+          <w:iCs/>
+          <w:lang w:val="en-GB"/>
+        </w:rPr>
+        <w:t>Mineitciro</w:t>
+      </w:r>
+      <w:proofErr w:type="spellEnd"/>
+      <w:r>
+        <w:rPr>
+          <w:iCs/>
+          <w:lang w:val="en-GB"/>
+        </w:rPr>
+        <w:t xml:space="preserve"> Adatci, Personality and Achievements)</w:t>
+      </w:r>
       <w:r>
         <w:rPr>
           <w:lang w:val="en-GB"/>
@@ -8773,184 +8767,221 @@
       </w:r>
       <w:r>
         <w:rPr>
+          <w:color w:val="000000" w:themeColor="text1"/>
+          <w:lang w:val="en-GB"/>
+        </w:rPr>
+        <w:t xml:space="preserve"> </w:t>
+      </w:r>
+      <w:r>
+        <w:rPr>
+          <w:color w:val="000000" w:themeColor="text1"/>
+          <w:lang w:val="en-GB" w:eastAsia="ja-JP"/>
+        </w:rPr>
+        <w:t xml:space="preserve">Tokyo </w:t>
+      </w:r>
+      <w:r>
+        <w:rPr>
+          <w:lang w:val="en-GB" w:eastAsia="ja-JP"/>
+        </w:rPr>
+        <w:t>2</w:t>
+      </w:r>
+      <w:r>
+        <w:rPr>
+          <w:lang w:val="en-GB"/>
+        </w:rPr>
+        <w:t>009;</w:t>
+      </w:r>
+      <w:r>
+        <w:rPr>
+          <w:lang w:val="en-GB"/>
+        </w:rPr>
+        <w:t xml:space="preserve"> </w:t>
+      </w:r>
+      <w:r>
+        <w:rPr>
+          <w:lang w:val="en-GB"/>
+        </w:rPr>
+        <w:t xml:space="preserve">O. Spiermann, </w:t>
+      </w:r>
+      <w:r>
+        <w:rPr>
           <w:i/>
           <w:lang w:val="en-GB"/>
         </w:rPr>
-        <w:t xml:space="preserve"> The International Court of Justice 1946-1996</w:t>
-      </w:r>
-      <w:r>
-        <w:rPr>
-          <w:lang w:val="en-GB"/>
-        </w:rPr>
-        <w:t>, The Hague 1996;</w:t>
-      </w:r>
-      <w:r>
-        <w:rPr>
-          <w:lang w:val="en-GB"/>
-        </w:rPr>
-        <w:t xml:space="preserve"> </w:t>
-      </w:r>
-      <w:r>
-        <w:rPr>
-          <w:lang w:val="en-GB"/>
-        </w:rPr>
-        <w:t xml:space="preserve">D.V. Jones, </w:t>
+        <w:t>International Legal Argument in the Permanent Court of International Justice: The Rise of the International Judiciary</w:t>
+      </w:r>
+      <w:r>
+        <w:rPr>
+          <w:lang w:val="en-GB"/>
+        </w:rPr>
+        <w:t xml:space="preserve">, Cambridge 2010; </w:t>
+      </w:r>
+      <w:r>
+        <w:rPr>
+          <w:color w:val="000000" w:themeColor="text1"/>
+          <w:lang w:val="en-GB"/>
+        </w:rPr>
+        <w:t xml:space="preserve">Adachi Mineichirō </w:t>
+      </w:r>
+      <w:proofErr w:type="spellStart"/>
+      <w:r>
+        <w:rPr>
+          <w:color w:val="000000" w:themeColor="text1"/>
+          <w:lang w:val="en-GB"/>
+        </w:rPr>
+        <w:t>Kenshō</w:t>
+      </w:r>
+      <w:proofErr w:type="spellEnd"/>
+      <w:r>
+        <w:rPr>
+          <w:color w:val="000000" w:themeColor="text1"/>
+          <w:lang w:val="en-GB"/>
+        </w:rPr>
+        <w:t xml:space="preserve"> Kai</w:t>
       </w:r>
       <w:r>
         <w:rPr>
           <w:i/>
-          <w:lang w:val="en-GB"/>
-        </w:rPr>
-        <w:t>Toward a Just World: The Critical Years in the Search for International Justice</w:t>
-      </w:r>
-      <w:r>
-        <w:rPr>
-          <w:lang w:val="en-GB"/>
-        </w:rPr>
-        <w:t>, Chicago 2002;</w:t>
-      </w:r>
-      <w:r>
-        <w:rPr>
-          <w:lang w:val="en-GB"/>
-        </w:rPr>
-        <w:t xml:space="preserve"> </w:t>
-      </w:r>
-      <w:r>
-        <w:rPr>
-          <w:lang w:val="en-GB"/>
-        </w:rPr>
-        <w:t xml:space="preserve">T.W. Burkman, </w:t>
-      </w:r>
+          <w:color w:val="000000" w:themeColor="text1"/>
+          <w:lang w:val="en-GB"/>
+        </w:rPr>
+        <w:t xml:space="preserve">, </w:t>
+      </w:r>
+      <w:proofErr w:type="spellStart"/>
       <w:r>
         <w:rPr>
           <w:i/>
-          <w:lang w:val="en-GB"/>
-        </w:rPr>
-        <w:t>Japan and the League of Nations: Empire and World Order, 1914-1938</w:t>
-      </w:r>
-      <w:r>
-        <w:rPr>
-          <w:lang w:val="en-GB"/>
-        </w:rPr>
-        <w:t>,</w:t>
-      </w:r>
+          <w:color w:val="000000" w:themeColor="text1"/>
+          <w:lang w:val="en-GB"/>
+        </w:rPr>
+        <w:t>Kokusaihō</w:t>
+      </w:r>
+      <w:proofErr w:type="spellEnd"/>
       <w:r>
         <w:rPr>
           <w:i/>
-          <w:lang w:val="en-GB"/>
-        </w:rPr>
-        <w:t xml:space="preserve"> </w:t>
-      </w:r>
-      <w:r>
-        <w:rPr>
-          <w:lang w:val="en-GB"/>
-        </w:rPr>
-        <w:t>Honolulu 2008;</w:t>
-      </w:r>
-      <w:r>
-        <w:rPr>
-          <w:lang w:val="en-GB"/>
-        </w:rPr>
-        <w:t xml:space="preserve"> </w:t>
-      </w:r>
-      <w:r>
-        <w:rPr>
-          <w:lang w:val="en-GB"/>
-        </w:rPr>
-        <w:t>Ada</w:t>
-      </w:r>
-      <w:r>
-        <w:rPr>
+          <w:color w:val="000000" w:themeColor="text1"/>
+          <w:lang w:val="en-GB"/>
+        </w:rPr>
+        <w:t xml:space="preserve"> </w:t>
+      </w:r>
+      <w:proofErr w:type="spellStart"/>
+      <w:r>
+        <w:rPr>
+          <w:i/>
+          <w:color w:val="000000" w:themeColor="text1"/>
+          <w:lang w:val="en-GB"/>
+        </w:rPr>
+        <w:t>ni</w:t>
+      </w:r>
+      <w:proofErr w:type="spellEnd"/>
+      <w:r>
+        <w:rPr>
+          <w:i/>
+          <w:color w:val="000000" w:themeColor="text1"/>
+          <w:lang w:val="en-GB"/>
+        </w:rPr>
+        <w:t xml:space="preserve"> </w:t>
+      </w:r>
+      <w:proofErr w:type="spellStart"/>
+      <w:r>
+        <w:rPr>
+          <w:i/>
+          <w:color w:val="000000" w:themeColor="text1"/>
+          <w:lang w:val="en-GB"/>
+        </w:rPr>
+        <w:t>Motozuku</w:t>
+      </w:r>
+      <w:proofErr w:type="spellEnd"/>
+      <w:r>
+        <w:rPr>
+          <w:i/>
+          <w:color w:val="000000" w:themeColor="text1"/>
+          <w:lang w:val="en-GB"/>
+        </w:rPr>
+        <w:t xml:space="preserve"> Heiwa to </w:t>
+      </w:r>
+      <w:proofErr w:type="spellStart"/>
+      <w:r>
+        <w:rPr>
+          <w:i/>
+          <w:color w:val="000000" w:themeColor="text1"/>
+          <w:lang w:val="en-GB"/>
+        </w:rPr>
+        <w:t>Seigi</w:t>
+      </w:r>
+      <w:proofErr w:type="spellEnd"/>
+      <w:r>
+        <w:rPr>
+          <w:i/>
+          <w:color w:val="000000" w:themeColor="text1"/>
+          <w:lang w:val="en-GB"/>
+        </w:rPr>
+        <w:t xml:space="preserve"> wo </w:t>
+      </w:r>
+      <w:proofErr w:type="spellStart"/>
+      <w:r>
+        <w:rPr>
+          <w:i/>
+          <w:color w:val="000000" w:themeColor="text1"/>
+          <w:lang w:val="en-GB"/>
+        </w:rPr>
+        <w:t>Motometa</w:t>
+      </w:r>
+      <w:proofErr w:type="spellEnd"/>
+      <w:r>
+        <w:rPr>
+          <w:i/>
+          <w:color w:val="000000" w:themeColor="text1"/>
+          <w:lang w:val="en-GB"/>
+        </w:rPr>
+        <w:t xml:space="preserve"> Ada</w:t>
+      </w:r>
+      <w:r>
+        <w:rPr>
+          <w:i/>
+          <w:color w:val="000000" w:themeColor="text1"/>
           <w:lang w:val="en-GB"/>
         </w:rPr>
         <w:t>ch</w:t>
       </w:r>
       <w:r>
         <w:rPr>
-          <w:lang w:val="en-GB"/>
-        </w:rPr>
-        <w:t xml:space="preserve">i Memorial Foundation, </w:t>
-      </w:r>
-      <w:r>
-        <w:rPr>
           <w:i/>
-          <w:lang w:val="en-GB"/>
-        </w:rPr>
-        <w:t>Ada</w:t>
-      </w:r>
+          <w:color w:val="000000" w:themeColor="text1"/>
+          <w:lang w:val="en-GB"/>
+        </w:rPr>
+        <w:t xml:space="preserve">i Mineichirō – Shokan wo </w:t>
+      </w:r>
+      <w:proofErr w:type="spellStart"/>
       <w:r>
         <w:rPr>
           <w:i/>
-          <w:lang w:val="en-GB"/>
-        </w:rPr>
-        <w:t>ch</w:t>
-      </w:r>
+          <w:color w:val="000000" w:themeColor="text1"/>
+          <w:lang w:val="en-GB"/>
+        </w:rPr>
+        <w:t>Chūshin</w:t>
+      </w:r>
+      <w:proofErr w:type="spellEnd"/>
       <w:r>
         <w:rPr>
           <w:i/>
-          <w:lang w:val="en-GB"/>
-        </w:rPr>
-        <w:t xml:space="preserve">i </w:t>
-      </w:r>
-      <w:proofErr w:type="spellStart"/>
-      <w:r>
-        <w:rPr>
-          <w:i/>
-          <w:lang w:val="en-GB"/>
-        </w:rPr>
-        <w:t>Mineichir</w:t>
-      </w:r>
-      <w:r>
-        <w:rPr>
-          <w:i/>
-          <w:color w:val="000000" w:themeColor="text1"/>
-          <w:lang w:val="en-GB"/>
-        </w:rPr>
-        <w:t>ō</w:t>
-      </w:r>
-      <w:proofErr w:type="spellEnd"/>
-      <w:r>
-        <w:rPr>
-          <w:i/>
-          <w:lang w:val="en-GB"/>
-        </w:rPr>
-        <w:t xml:space="preserve">, Hito to </w:t>
-      </w:r>
-      <w:proofErr w:type="spellStart"/>
-      <w:r>
-        <w:rPr>
-          <w:i/>
-          <w:lang w:val="en-GB"/>
-        </w:rPr>
-        <w:t>Gy</w:t>
-      </w:r>
-      <w:r>
-        <w:rPr>
-          <w:i/>
-          <w:color w:val="000000" w:themeColor="text1"/>
-          <w:lang w:val="en-GB"/>
-        </w:rPr>
-        <w:t>ō</w:t>
-      </w:r>
-      <w:r>
-        <w:rPr>
-          <w:i/>
-          <w:lang w:val="en-GB"/>
-        </w:rPr>
-        <w:t>seki</w:t>
-      </w:r>
-      <w:proofErr w:type="spellEnd"/>
-      <w:r>
-        <w:rPr>
-          <w:iCs/>
-          <w:lang w:val="en-GB"/>
-        </w:rPr>
-        <w:t xml:space="preserve"> (</w:t>
-      </w:r>
-      <w:proofErr w:type="spellStart"/>
-      <w:r>
-        <w:rPr>
-          <w:iCs/>
+          <w:color w:val="000000" w:themeColor="text1"/>
+          <w:lang w:val="en-GB"/>
+        </w:rPr>
+        <w:t xml:space="preserve"> to shite </w:t>
+      </w:r>
+      <w:r>
+        <w:rPr>
+          <w:color w:val="000000" w:themeColor="text1"/>
+          <w:lang w:val="en-GB"/>
+        </w:rPr>
+        <w:t>(</w:t>
+      </w:r>
+      <w:proofErr w:type="spellStart"/>
+      <w:r>
+        <w:rPr>
+          <w:color w:val="000000" w:themeColor="text1"/>
           <w:lang w:val="en-GB"/>
         </w:rPr>
         <w:t>Mineitciro</w:t>
@@ -8958,325 +8989,10 @@
       <w:proofErr w:type="spellEnd"/>
       <w:r>
         <w:rPr>
-          <w:iCs/>
-          <w:lang w:val="en-GB"/>
-        </w:rPr>
-        <w:t xml:space="preserve"> </w:t>
-      </w:r>
-      <w:proofErr w:type="spellStart"/>
-      <w:r>
-        <w:rPr>
-          <w:iCs/>
-          <w:lang w:val="en-GB"/>
-        </w:rPr>
-        <w:t>Adatci</w:t>
-      </w:r>
-      <w:proofErr w:type="spellEnd"/>
-      <w:r>
-        <w:rPr>
-          <w:iCs/>
-          <w:lang w:val="en-GB"/>
-        </w:rPr>
-        <w:t>, Personality and Achievements)</w:t>
-      </w:r>
-      <w:r>
-        <w:rPr>
-          <w:lang w:val="en-GB"/>
-        </w:rPr>
-        <w:t>,</w:t>
-      </w:r>
-      <w:r>
-        <w:rPr>
-          <w:color w:val="000000" w:themeColor="text1"/>
-          <w:lang w:val="en-GB"/>
-        </w:rPr>
-        <w:t xml:space="preserve"> </w:t>
-      </w:r>
-      <w:r>
-        <w:rPr>
-          <w:color w:val="000000" w:themeColor="text1"/>
-          <w:lang w:val="en-GB" w:eastAsia="ja-JP"/>
-        </w:rPr>
-        <w:t xml:space="preserve">Tokyo </w:t>
-      </w:r>
-      <w:r>
-        <w:rPr>
-          <w:lang w:val="en-GB" w:eastAsia="ja-JP"/>
-        </w:rPr>
-        <w:t>2</w:t>
-      </w:r>
-      <w:r>
-        <w:rPr>
-          <w:lang w:val="en-GB"/>
-        </w:rPr>
-        <w:t>009;</w:t>
-      </w:r>
-      <w:r>
-        <w:rPr>
-          <w:lang w:val="en-GB"/>
-        </w:rPr>
-        <w:t xml:space="preserve"> </w:t>
-      </w:r>
-      <w:r>
-        <w:rPr>
-          <w:lang w:val="en-GB"/>
-        </w:rPr>
-        <w:t xml:space="preserve">O. </w:t>
-      </w:r>
-      <w:proofErr w:type="spellStart"/>
-      <w:r>
-        <w:rPr>
-          <w:lang w:val="en-GB"/>
-        </w:rPr>
-        <w:t>Spiermann</w:t>
-      </w:r>
-      <w:proofErr w:type="spellEnd"/>
-      <w:r>
-        <w:rPr>
-          <w:lang w:val="en-GB"/>
-        </w:rPr>
-        <w:t xml:space="preserve">, </w:t>
-      </w:r>
-      <w:r>
-        <w:rPr>
-          <w:i/>
-          <w:lang w:val="en-GB"/>
-        </w:rPr>
-        <w:t>International Legal Argument in the Permanent Court of International Justice: The Rise of the International Judiciary</w:t>
-      </w:r>
-      <w:r>
-        <w:rPr>
-          <w:lang w:val="en-GB"/>
-        </w:rPr>
-        <w:t xml:space="preserve">, Cambridge 2010; </w:t>
-      </w:r>
-      <w:r>
-        <w:rPr>
-          <w:color w:val="000000" w:themeColor="text1"/>
-          <w:lang w:val="en-GB"/>
-        </w:rPr>
-        <w:t xml:space="preserve">Adachi </w:t>
-      </w:r>
-      <w:proofErr w:type="spellStart"/>
-      <w:r>
-        <w:rPr>
-          <w:color w:val="000000" w:themeColor="text1"/>
-          <w:lang w:val="en-GB"/>
-        </w:rPr>
-        <w:t>Mineichirō</w:t>
-      </w:r>
-      <w:proofErr w:type="spellEnd"/>
-      <w:r>
-        <w:rPr>
-          <w:color w:val="000000" w:themeColor="text1"/>
-          <w:lang w:val="en-GB"/>
-        </w:rPr>
-        <w:t xml:space="preserve"> </w:t>
-      </w:r>
-      <w:proofErr w:type="spellStart"/>
-      <w:r>
-        <w:rPr>
-          <w:color w:val="000000" w:themeColor="text1"/>
-          <w:lang w:val="en-GB"/>
-        </w:rPr>
-        <w:t>Kenshō</w:t>
-      </w:r>
-      <w:proofErr w:type="spellEnd"/>
-      <w:r>
-        <w:rPr>
-          <w:color w:val="000000" w:themeColor="text1"/>
-          <w:lang w:val="en-GB"/>
-        </w:rPr>
-        <w:t xml:space="preserve"> Kai</w:t>
-      </w:r>
-      <w:r>
-        <w:rPr>
-          <w:i/>
-          <w:color w:val="000000" w:themeColor="text1"/>
-          <w:lang w:val="en-GB"/>
-        </w:rPr>
-        <w:t xml:space="preserve">, </w:t>
-      </w:r>
-      <w:proofErr w:type="spellStart"/>
-      <w:r>
-        <w:rPr>
-          <w:i/>
-          <w:color w:val="000000" w:themeColor="text1"/>
-          <w:lang w:val="en-GB"/>
-        </w:rPr>
-        <w:t>Kokusaihō</w:t>
-      </w:r>
-      <w:proofErr w:type="spellEnd"/>
-      <w:r>
-        <w:rPr>
-          <w:i/>
-          <w:color w:val="000000" w:themeColor="text1"/>
-          <w:lang w:val="en-GB"/>
-        </w:rPr>
-        <w:t xml:space="preserve"> </w:t>
-      </w:r>
-      <w:proofErr w:type="spellStart"/>
-      <w:r>
-        <w:rPr>
-          <w:i/>
-          <w:color w:val="000000" w:themeColor="text1"/>
-          <w:lang w:val="en-GB"/>
-        </w:rPr>
-        <w:t>ni</w:t>
-      </w:r>
-      <w:proofErr w:type="spellEnd"/>
-      <w:r>
-        <w:rPr>
-          <w:i/>
-          <w:color w:val="000000" w:themeColor="text1"/>
-          <w:lang w:val="en-GB"/>
-        </w:rPr>
-        <w:t xml:space="preserve"> </w:t>
-      </w:r>
-      <w:proofErr w:type="spellStart"/>
-      <w:r>
-        <w:rPr>
-          <w:i/>
-          <w:color w:val="000000" w:themeColor="text1"/>
-          <w:lang w:val="en-GB"/>
-        </w:rPr>
-        <w:t>Motozuku</w:t>
-      </w:r>
-      <w:proofErr w:type="spellEnd"/>
-      <w:r>
-        <w:rPr>
-          <w:i/>
-          <w:color w:val="000000" w:themeColor="text1"/>
-          <w:lang w:val="en-GB"/>
-        </w:rPr>
-        <w:t xml:space="preserve"> Heiwa to </w:t>
-      </w:r>
-      <w:proofErr w:type="spellStart"/>
-      <w:r>
-        <w:rPr>
-          <w:i/>
-          <w:color w:val="000000" w:themeColor="text1"/>
-          <w:lang w:val="en-GB"/>
-        </w:rPr>
-        <w:t>Seigi</w:t>
-      </w:r>
-      <w:proofErr w:type="spellEnd"/>
-      <w:r>
-        <w:rPr>
-          <w:i/>
-          <w:color w:val="000000" w:themeColor="text1"/>
-          <w:lang w:val="en-GB"/>
-        </w:rPr>
-        <w:t xml:space="preserve"> wo </w:t>
-      </w:r>
-      <w:proofErr w:type="spellStart"/>
-      <w:r>
-        <w:rPr>
-          <w:i/>
-          <w:color w:val="000000" w:themeColor="text1"/>
-          <w:lang w:val="en-GB"/>
-        </w:rPr>
-        <w:t>Motometa</w:t>
-      </w:r>
-      <w:proofErr w:type="spellEnd"/>
-      <w:r>
-        <w:rPr>
-          <w:i/>
-          <w:color w:val="000000" w:themeColor="text1"/>
-          <w:lang w:val="en-GB"/>
-        </w:rPr>
-        <w:t xml:space="preserve"> Ada</w:t>
-      </w:r>
-      <w:r>
-        <w:rPr>
-          <w:i/>
-          <w:color w:val="000000" w:themeColor="text1"/>
-          <w:lang w:val="en-GB"/>
-        </w:rPr>
-        <w:t>ch</w:t>
-      </w:r>
-      <w:r>
-        <w:rPr>
-          <w:i/>
-          <w:color w:val="000000" w:themeColor="text1"/>
-          <w:lang w:val="en-GB"/>
-        </w:rPr>
-        <w:t xml:space="preserve">i </w:t>
-      </w:r>
-      <w:proofErr w:type="spellStart"/>
-      <w:r>
-        <w:rPr>
-          <w:i/>
-          <w:color w:val="000000" w:themeColor="text1"/>
-          <w:lang w:val="en-GB"/>
-        </w:rPr>
-        <w:t>Mineichirō</w:t>
-      </w:r>
-      <w:proofErr w:type="spellEnd"/>
-      <w:r>
-        <w:rPr>
-          <w:i/>
-          <w:color w:val="000000" w:themeColor="text1"/>
-          <w:lang w:val="en-GB"/>
-        </w:rPr>
-        <w:t xml:space="preserve"> – Shokan wo </w:t>
-      </w:r>
-      <w:proofErr w:type="spellStart"/>
-      <w:r>
-        <w:rPr>
-          <w:i/>
-          <w:color w:val="000000" w:themeColor="text1"/>
-          <w:lang w:val="en-GB"/>
-        </w:rPr>
-        <w:t>Chūshin</w:t>
-      </w:r>
-      <w:proofErr w:type="spellEnd"/>
-      <w:r>
-        <w:rPr>
-          <w:i/>
-          <w:color w:val="000000" w:themeColor="text1"/>
-          <w:lang w:val="en-GB"/>
-        </w:rPr>
-        <w:t xml:space="preserve"> to shite </w:t>
-      </w:r>
-      <w:r>
-        <w:rPr>
-          <w:color w:val="000000" w:themeColor="text1"/>
-          <w:lang w:val="en-GB"/>
-        </w:rPr>
-        <w:t>(</w:t>
-      </w:r>
-      <w:proofErr w:type="spellStart"/>
-      <w:r>
-        <w:rPr>
-          <w:color w:val="000000" w:themeColor="text1"/>
-          <w:lang w:val="en-GB"/>
-        </w:rPr>
-        <w:t>Mineitciro</w:t>
-      </w:r>
-      <w:proofErr w:type="spellEnd"/>
-      <w:r>
-        <w:rPr>
-          <w:color w:val="000000" w:themeColor="text1"/>
-          <w:lang w:val="en-GB"/>
-        </w:rPr>
-        <w:t xml:space="preserve"> </w:t>
-      </w:r>
-      <w:proofErr w:type="spellStart"/>
-      <w:r>
-        <w:rPr>
-          <w:color w:val="000000" w:themeColor="text1"/>
-          <w:lang w:val="en-GB"/>
-        </w:rPr>
-        <w:t>Adatci</w:t>
-      </w:r>
-      <w:proofErr w:type="spellEnd"/>
-      <w:r>
-        <w:rPr>
-          <w:color w:val="000000" w:themeColor="text1"/>
-          <w:lang w:val="en-GB"/>
-        </w:rPr>
-        <w:t xml:space="preserve">, Seeker after Peace and Justice Based upon International Law: </w:t>
+          <w:color w:val="000000" w:themeColor="text1"/>
+          <w:lang w:val="en-GB"/>
+        </w:rPr>
+        <w:t xml:space="preserve"> Adatci, Seeker after Peace and Justice Based upon International Law: </w:t>
       </w:r>
       <w:proofErr w:type="spellStart"/>
       <w:r>
@@ -9446,116 +9162,154 @@
           <w:iCs/>
           <w:lang w:val="en-GB"/>
         </w:rPr>
-        <w:t xml:space="preserve"> </w:t>
-      </w:r>
-      <w:proofErr w:type="spellStart"/>
+        <w:t xml:space="preserve"> Mineitcir</w:t>
+      </w:r>
       <w:r>
         <w:rPr>
           <w:i/>
           <w:iCs/>
-          <w:lang w:val="en-GB"/>
-        </w:rPr>
-        <w:t>Mineitcir</w:t>
+          <w:color w:val="000000" w:themeColor="text1"/>
+          <w:lang w:val="en-GB"/>
+        </w:rPr>
+        <w:t>ō</w:t>
       </w:r>
       <w:r>
         <w:rPr>
           <w:i/>
           <w:iCs/>
-          <w:color w:val="000000" w:themeColor="text1"/>
-          <w:lang w:val="en-GB"/>
-        </w:rPr>
-        <w:t>ō</w:t>
-      </w:r>
-      <w:proofErr w:type="spellEnd"/>
+          <w:lang w:val="en-GB"/>
+        </w:rPr>
+        <w:t xml:space="preserve">: Nihon no </w:t>
+      </w:r>
+      <w:proofErr w:type="spellStart"/>
       <w:r>
         <w:rPr>
           <w:i/>
           <w:iCs/>
           <w:lang w:val="en-GB"/>
         </w:rPr>
-        <w:t xml:space="preserve">: Nihon no </w:t>
-      </w:r>
-      <w:proofErr w:type="spellStart"/>
+        <w:t>Gaikōkan</w:t>
+      </w:r>
+      <w:proofErr w:type="spellEnd"/>
       <w:r>
         <w:rPr>
           <w:i/>
           <w:iCs/>
           <w:lang w:val="en-GB"/>
         </w:rPr>
-        <w:t>Gaikōkan</w:t>
-      </w:r>
-      <w:proofErr w:type="spellEnd"/>
+        <w:t xml:space="preserve"> kara Sekai no </w:t>
+      </w:r>
+      <w:proofErr w:type="spellStart"/>
       <w:r>
         <w:rPr>
           <w:i/>
           <w:iCs/>
           <w:lang w:val="en-GB"/>
         </w:rPr>
-        <w:t xml:space="preserve"> kara Sekai no </w:t>
-      </w:r>
-      <w:proofErr w:type="spellStart"/>
+        <w:t>Saibankan</w:t>
+      </w:r>
+      <w:proofErr w:type="spellEnd"/>
       <w:r>
         <w:rPr>
           <w:i/>
           <w:iCs/>
           <w:lang w:val="en-GB"/>
         </w:rPr>
-        <w:t>Saibankan</w:t>
-      </w:r>
-      <w:proofErr w:type="spellEnd"/>
+        <w:t xml:space="preserve"> e</w:t>
+      </w:r>
+      <w:r>
+        <w:rPr>
+          <w:lang w:val="en-GB"/>
+        </w:rPr>
+        <w:t xml:space="preserve"> (</w:t>
+      </w:r>
+      <w:proofErr w:type="spellStart"/>
+      <w:r>
+        <w:rPr>
+          <w:lang w:val="en-GB"/>
+        </w:rPr>
+        <w:t>Mineitciro</w:t>
+      </w:r>
+      <w:proofErr w:type="spellEnd"/>
+      <w:r>
+        <w:rPr>
+          <w:lang w:val="en-GB"/>
+        </w:rPr>
+        <w:t xml:space="preserve"> </w:t>
+      </w:r>
+      <w:proofErr w:type="spellStart"/>
+      <w:r>
+        <w:rPr>
+          <w:lang w:val="en-GB"/>
+        </w:rPr>
+        <w:t>Adatci</w:t>
+      </w:r>
+      <w:proofErr w:type="spellEnd"/>
+      <w:r>
+        <w:rPr>
+          <w:lang w:val="en-GB"/>
+        </w:rPr>
+        <w:t xml:space="preserve"> and International Legal Order), Tokyo 2017;</w:t>
+      </w:r>
+      <w:r>
+        <w:rPr>
+          <w:lang w:val="en-GB"/>
+        </w:rPr>
+        <w:t xml:space="preserve"> </w:t>
+      </w:r>
+      <w:r>
+        <w:rPr>
+          <w:lang w:val="en-GB"/>
+        </w:rPr>
+        <w:t xml:space="preserve">O.A. Hathaway and S.J. Shapiro, </w:t>
+      </w:r>
       <w:r>
         <w:rPr>
           <w:i/>
           <w:iCs/>
           <w:lang w:val="en-GB"/>
         </w:rPr>
-        <w:t xml:space="preserve"> e</w:t>
-      </w:r>
-      <w:r>
-        <w:rPr>
-          <w:lang w:val="en-GB"/>
-        </w:rPr>
-        <w:t xml:space="preserve"> (</w:t>
-      </w:r>
-      <w:proofErr w:type="spellStart"/>
-      <w:r>
-        <w:rPr>
-          <w:lang w:val="en-GB"/>
-        </w:rPr>
-        <w:t>Mineitciro</w:t>
-      </w:r>
-      <w:proofErr w:type="spellEnd"/>
-      <w:r>
-        <w:rPr>
-          <w:lang w:val="en-GB"/>
-        </w:rPr>
-        <w:t xml:space="preserve"> </w:t>
-      </w:r>
-      <w:proofErr w:type="spellStart"/>
-      <w:r>
-        <w:rPr>
-          <w:lang w:val="en-GB"/>
-        </w:rPr>
-        <w:t>Adatci</w:t>
-      </w:r>
-      <w:proofErr w:type="spellEnd"/>
-      <w:r>
-        <w:rPr>
-          <w:lang w:val="en-GB"/>
-        </w:rPr>
-        <w:t xml:space="preserve"> and International Legal Order), Tokyo 2017;</w:t>
-      </w:r>
-      <w:r>
-        <w:rPr>
-          <w:lang w:val="en-GB"/>
-        </w:rPr>
-        <w:t xml:space="preserve"> </w:t>
-      </w:r>
-      <w:r>
-        <w:rPr>
-          <w:lang w:val="en-GB"/>
-        </w:rPr>
-        <w:t xml:space="preserve">O.A. Hathaway and S.J. Shapiro, </w:t>
+        <w:t>The Internationalists: How A Radical Plan to Outlaw War Remade the World</w:t>
+      </w:r>
+      <w:r>
+        <w:rPr>
+          <w:iCs/>
+          <w:lang w:val="en-GB"/>
+        </w:rPr>
+        <w:t>,</w:t>
+      </w:r>
+      <w:r>
+        <w:rPr>
+          <w:lang w:val="en-GB"/>
+        </w:rPr>
+        <w:t xml:space="preserve"> New York 2017;</w:t>
+      </w:r>
+      <w:r>
+        <w:rPr>
+          <w:lang w:val="en-GB"/>
+        </w:rPr>
+        <w:t xml:space="preserve"> </w:t>
+      </w:r>
+      <w:r>
+        <w:rPr>
+          <w:iCs/>
+          <w:lang w:val="en-GB"/>
+        </w:rPr>
+        <w:t xml:space="preserve">T. Akami, ‘Divide and Then Preside: </w:t>
+      </w:r>
+      <w:r>
+        <w:rPr>
+          <w:iCs/>
+          <w:lang w:val="en-GB"/>
+        </w:rPr>
+        <w:t>T</w:t>
+      </w:r>
+      <w:r>
+        <w:rPr>
+          <w:iCs/>
+          <w:lang w:val="en-GB"/>
+        </w:rPr>
+        <w:t xml:space="preserve">he Dilemma of the First Asian President of the Permanent Court of International Justice in the Age of Empires: a Review Essay on Yanagihara Masaharu and Shinohara Hatsue Eds, </w:t>
       </w:r>
       <w:r>
         <w:rPr>
@@ -9563,74 +9317,16 @@
           <w:iCs/>
           <w:lang w:val="en-GB"/>
         </w:rPr>
-        <w:t>The Internationalists: How A Radical Plan to Outlaw War Remade the World</w:t>
-      </w:r>
-      <w:r>
-        <w:rPr>
-          <w:iCs/>
-          <w:lang w:val="en-GB"/>
-        </w:rPr>
-        <w:t>,</w:t>
-      </w:r>
-      <w:r>
-        <w:rPr>
-          <w:lang w:val="en-GB"/>
-        </w:rPr>
-        <w:t xml:space="preserve"> New York 2017;</w:t>
-      </w:r>
-      <w:r>
-        <w:rPr>
-          <w:lang w:val="en-GB"/>
-        </w:rPr>
-        <w:t xml:space="preserve"> </w:t>
-      </w:r>
-      <w:r>
-        <w:rPr>
-          <w:iCs/>
-          <w:lang w:val="en-GB"/>
-        </w:rPr>
-        <w:t xml:space="preserve">T. Akami, ‘Divide and Then Preside: </w:t>
-      </w:r>
-      <w:r>
-        <w:rPr>
-          <w:iCs/>
-          <w:lang w:val="en-GB"/>
-        </w:rPr>
-        <w:t>T</w:t>
-      </w:r>
-      <w:r>
-        <w:rPr>
-          <w:iCs/>
-          <w:lang w:val="en-GB"/>
-        </w:rPr>
-        <w:t xml:space="preserve">he Dilemma of the First Asian President of the Permanent Court of International Justice in the Age of Empires: a Review Essay on Yanagihara Masaharu and Shinohara Hatsue Eds, </w:t>
+        <w:t>Adachi Mineichir</w:t>
       </w:r>
       <w:r>
         <w:rPr>
           <w:i/>
-          <w:iCs/>
-          <w:lang w:val="en-GB"/>
-        </w:rPr>
-        <w:t xml:space="preserve">Adachi </w:t>
-      </w:r>
-      <w:proofErr w:type="spellStart"/>
-      <w:r>
-        <w:rPr>
-          <w:i/>
-          <w:iCs/>
-          <w:lang w:val="en-GB"/>
-        </w:rPr>
-        <w:t>Mineichir</w:t>
-      </w:r>
-      <w:r>
-        <w:rPr>
-          <w:i/>
           <w:color w:val="000000" w:themeColor="text1"/>
           <w:lang w:val="en-GB"/>
         </w:rPr>
         <w:t>ō</w:t>
       </w:r>
-      <w:proofErr w:type="spellEnd"/>
       <w:r>
         <w:rPr>
           <w:color w:val="000000" w:themeColor="text1"/>
@@ -9893,7 +9589,7 @@
         </w:rPr>
         <w:t xml:space="preserve">Eisenberg, </w:t>
       </w:r>
-      <w:hyperlink r:id="rId11" w:history="1">
+      <w:hyperlink r:id="rId10" w:history="1">
         <w:r>
           <w:rPr>
             <w:rStyle w:val="Hyperlink"/>
@@ -9912,9 +9608,9 @@
       </w:r>
     </w:p>
     <w:sectPr>
-      <w:headerReference w:type="even" r:id="rId12"/>
-      <w:headerReference w:type="default" r:id="rId13"/>
-      <w:footerReference w:type="default" r:id="rId14"/>
+      <w:headerReference w:type="even" r:id="rId11"/>
+      <w:headerReference w:type="default" r:id="rId12"/>
+      <w:footerReference w:type="default" r:id="rId13"/>
       <w:pgSz w:w="11900" w:h="16840"/>
       <w:pgMar w:top="1418" w:right="1418" w:bottom="1418" w:left="1418" w:header="709" w:footer="709" w:gutter="0"/>
       <w:cols w:space="708"/>
@@ -9925,7 +9621,7 @@
 </file>
 
 <file path=word/endnotes.xml><?xml version="1.0" encoding="utf-8"?>
-<w:endnotes xmlns:wpc="http://schemas.microsoft.com/office/word/2010/wordprocessingCanvas" xmlns:cx="http://schemas.microsoft.com/office/drawing/2014/chartex" xmlns:cx1="http://schemas.microsoft.com/office/drawing/2015/9/8/chartex" xmlns:cx2="http://schemas.microsoft.com/office/drawing/2015/10/21/chartex" xmlns:cx3="http://schemas.microsoft.com/office/drawing/2016/5/9/chartex" xmlns:cx4="http://schemas.microsoft.com/office/drawing/2016/5/10/chartex" xmlns:cx5="http://schemas.microsoft.com/office/drawing/2016/5/11/chartex" xmlns:cx6="http://schemas.microsoft.com/office/drawing/2016/5/12/chartex" xmlns:cx7="http://schemas.microsoft.com/office/drawing/2016/5/13/chartex" xmlns:cx8="http://schemas.microsoft.com/office/drawing/2016/5/14/chartex" xmlns:mc="http://schemas.openxmlformats.org/markup-compatibility/2006" xmlns:aink="http://schemas.microsoft.com/office/drawing/2016/ink" xmlns:am3d="http://schemas.microsoft.com/office/drawing/2017/model3d" xmlns:o="urn:schemas-microsoft-com:office:office" xmlns:oel="http://schemas.microsoft.com/office/2019/extlst" xmlns:r="http://schemas.openxmlformats.org/officeDocument/2006/relationships" xmlns:m="http://schemas.openxmlformats.org/officeDocument/2006/math" xmlns:v="urn:schemas-microsoft-com:vml" xmlns:wp14="http://schemas.microsoft.com/office/word/2010/wordprocessingDrawing" xmlns:wp="http://schemas.openxmlformats.org/drawingml/2006/wordprocessingDrawing" xmlns:w10="urn:schemas-microsoft-com:office:word" xmlns:w="http://schemas.openxmlformats.org/wordprocessingml/2006/main" xmlns:w14="http://schemas.microsoft.com/office/word/2010/wordml" xmlns:w15="http://schemas.microsoft.com/office/word/2012/wordml" xmlns:w16cex="http://schemas.microsoft.com/office/word/2018/wordml/cex" xmlns:w16cid="http://schemas.microsoft.com/office/word/2016/wordml/cid" xmlns:w16="http://schemas.microsoft.com/office/word/2018/wordml" xmlns:w16du="http://schemas.microsoft.com/office/word/2023/wordml/word16du" xmlns:w16sdtdh="http://schemas.microsoft.com/office/word/2020/wordml/sdtdatahash" xmlns:w16sdtfl="http://schemas.microsoft.com/office/word/2024/wordml/sdtformatlock" xmlns:w16se="http://schemas.microsoft.com/office/word/2015/wordml/symex" xmlns:wpg="http://schemas.microsoft.com/office/word/2010/wordprocessingGroup" xmlns:wpi="http://schemas.microsoft.com/office/word/2010/wordprocessingInk" xmlns:wne="http://schemas.microsoft.com/office/word/2006/wordml" xmlns:wps="http://schemas.microsoft.com/office/word/2010/wordprocessingShape" mc:Ignorable="w14 w15 w16se w16cid w16 w16cex w16sdtdh w16sdtfl w16du wp14">
+<w:endnotes xmlns:wpc="http://schemas.microsoft.com/office/word/2010/wordprocessingCanvas" xmlns:cx="http://schemas.microsoft.com/office/drawing/2014/chartex" xmlns:cx1="http://schemas.microsoft.com/office/drawing/2015/9/8/chartex" xmlns:cx2="http://schemas.microsoft.com/office/drawing/2015/10/21/chartex" xmlns:cx3="http://schemas.microsoft.com/office/drawing/2016/5/9/chartex" xmlns:cx4="http://schemas.microsoft.com/office/drawing/2016/5/10/chartex" xmlns:cx5="http://schemas.microsoft.com/office/drawing/2016/5/11/chartex" xmlns:cx6="http://schemas.microsoft.com/office/drawing/2016/5/12/chartex" xmlns:cx7="http://schemas.microsoft.com/office/drawing/2016/5/13/chartex" xmlns:cx8="http://schemas.microsoft.com/office/drawing/2016/5/14/chartex" xmlns:mc="http://schemas.openxmlformats.org/markup-compatibility/2006" xmlns:m="http://schemas.openxmlformats.org/officeDocument/2006/math" xmlns:aink="http://schemas.microsoft.com/office/drawing/2016/ink" xmlns:am3d="http://schemas.microsoft.com/office/drawing/2017/model3d" xmlns:oel="http://schemas.microsoft.com/office/2019/extlst" xmlns:r="http://schemas.openxmlformats.org/officeDocument/2006/relationships" xmlns:wp14="http://schemas.microsoft.com/office/word/2010/wordprocessingDrawing" xmlns:wp="http://schemas.openxmlformats.org/drawingml/2006/wordprocessingDrawing" xmlns:wpg="http://schemas.microsoft.com/office/word/2010/wordprocessingGroup" xmlns:wpi="http://schemas.microsoft.com/office/word/2010/wordprocessingInk" xmlns:wps="http://schemas.microsoft.com/office/word/2010/wordprocessingShape" xmlns:o="urn:schemas-microsoft-com:office:office" xmlns:v="urn:schemas-microsoft-com:vml" xmlns:w10="urn:schemas-microsoft-com:office:word" xmlns:w="http://schemas.openxmlformats.org/wordprocessingml/2006/main" xmlns:w14="http://schemas.microsoft.com/office/word/2010/wordml" xmlns:w15="http://schemas.microsoft.com/office/word/2012/wordml" xmlns:w16cei="http://schemas.microsoft.com/office/word/2026/wordml/cei" xmlns:w16cex="http://schemas.microsoft.com/office/word/2018/wordml/cex" xmlns:w16cid="http://schemas.microsoft.com/office/word/2016/wordml/cid" xmlns:w16="http://schemas.microsoft.com/office/word/2018/wordml" xmlns:w16sdtdh="http://schemas.microsoft.com/office/word/2020/wordml/sdtdatahash" xmlns:w16sdtfl="http://schemas.microsoft.com/office/word/2024/wordml/sdtformatlock" xmlns:w16se="http://schemas.microsoft.com/office/word/2015/wordml/symex" xmlns:w16du="http://schemas.microsoft.com/office/word/2023/wordml/word16du" xmlns:wne="http://schemas.microsoft.com/office/word/2006/wordml" mc:Ignorable="w14 w15 w16se w16cid w16 w16cex w16sdtdh w16sdtfl w16du wp14">
   <w:endnote w:type="separator" w:id="-1">
     <w:p>
       <w:r>
@@ -9944,7 +9640,7 @@
 </file>
 
 <file path=word/footer1.xml><?xml version="1.0" encoding="utf-8"?>
-<w:ftr xmlns:wpc="http://schemas.microsoft.com/office/word/2010/wordprocessingCanvas" xmlns:cx="http://schemas.microsoft.com/office/drawing/2014/chartex" xmlns:cx1="http://schemas.microsoft.com/office/drawing/2015/9/8/chartex" xmlns:cx2="http://schemas.microsoft.com/office/drawing/2015/10/21/chartex" xmlns:cx3="http://schemas.microsoft.com/office/drawing/2016/5/9/chartex" xmlns:cx4="http://schemas.microsoft.com/office/drawing/2016/5/10/chartex" xmlns:cx5="http://schemas.microsoft.com/office/drawing/2016/5/11/chartex" xmlns:cx6="http://schemas.microsoft.com/office/drawing/2016/5/12/chartex" xmlns:cx7="http://schemas.microsoft.com/office/drawing/2016/5/13/chartex" xmlns:cx8="http://schemas.microsoft.com/office/drawing/2016/5/14/chartex" xmlns:mc="http://schemas.openxmlformats.org/markup-compatibility/2006" xmlns:aink="http://schemas.microsoft.com/office/drawing/2016/ink" xmlns:am3d="http://schemas.microsoft.com/office/drawing/2017/model3d" xmlns:o="urn:schemas-microsoft-com:office:office" xmlns:oel="http://schemas.microsoft.com/office/2019/extlst" xmlns:r="http://schemas.openxmlformats.org/officeDocument/2006/relationships" xmlns:m="http://schemas.openxmlformats.org/officeDocument/2006/math" xmlns:v="urn:schemas-microsoft-com:vml" xmlns:wp14="http://schemas.microsoft.com/office/word/2010/wordprocessingDrawing" xmlns:wp="http://schemas.openxmlformats.org/drawingml/2006/wordprocessingDrawing" xmlns:w10="urn:schemas-microsoft-com:office:word" xmlns:w="http://schemas.openxmlformats.org/wordprocessingml/2006/main" xmlns:w14="http://schemas.microsoft.com/office/word/2010/wordml" xmlns:w15="http://schemas.microsoft.com/office/word/2012/wordml" xmlns:w16cex="http://schemas.microsoft.com/office/word/2018/wordml/cex" xmlns:w16cid="http://schemas.microsoft.com/office/word/2016/wordml/cid" xmlns:w16="http://schemas.microsoft.com/office/word/2018/wordml" xmlns:w16du="http://schemas.microsoft.com/office/word/2023/wordml/word16du" xmlns:w16sdtdh="http://schemas.microsoft.com/office/word/2020/wordml/sdtdatahash" xmlns:w16sdtfl="http://schemas.microsoft.com/office/word/2024/wordml/sdtformatlock" xmlns:w16se="http://schemas.microsoft.com/office/word/2015/wordml/symex" xmlns:wpg="http://schemas.microsoft.com/office/word/2010/wordprocessingGroup" xmlns:wpi="http://schemas.microsoft.com/office/word/2010/wordprocessingInk" xmlns:wne="http://schemas.microsoft.com/office/word/2006/wordml" xmlns:wps="http://schemas.microsoft.com/office/word/2010/wordprocessingShape" mc:Ignorable="w14 w15 w16se w16cid w16 w16cex w16sdtdh w16sdtfl w16du wp14">
+<w:ftr xmlns:wpc="http://schemas.microsoft.com/office/word/2010/wordprocessingCanvas" xmlns:cx="http://schemas.microsoft.com/office/drawing/2014/chartex" xmlns:cx1="http://schemas.microsoft.com/office/drawing/2015/9/8/chartex" xmlns:cx2="http://schemas.microsoft.com/office/drawing/2015/10/21/chartex" xmlns:cx3="http://schemas.microsoft.com/office/drawing/2016/5/9/chartex" xmlns:cx4="http://schemas.microsoft.com/office/drawing/2016/5/10/chartex" xmlns:cx5="http://schemas.microsoft.com/office/drawing/2016/5/11/chartex" xmlns:cx6="http://schemas.microsoft.com/office/drawing/2016/5/12/chartex" xmlns:cx7="http://schemas.microsoft.com/office/drawing/2016/5/13/chartex" xmlns:cx8="http://schemas.microsoft.com/office/drawing/2016/5/14/chartex" xmlns:mc="http://schemas.openxmlformats.org/markup-compatibility/2006" xmlns:m="http://schemas.openxmlformats.org/officeDocument/2006/math" xmlns:aink="http://schemas.microsoft.com/office/drawing/2016/ink" xmlns:am3d="http://schemas.microsoft.com/office/drawing/2017/model3d" xmlns:oel="http://schemas.microsoft.com/office/2019/extlst" xmlns:r="http://schemas.openxmlformats.org/officeDocument/2006/relationships" xmlns:wp14="http://schemas.microsoft.com/office/word/2010/wordprocessingDrawing" xmlns:wp="http://schemas.openxmlformats.org/drawingml/2006/wordprocessingDrawing" xmlns:wpg="http://schemas.microsoft.com/office/word/2010/wordprocessingGroup" xmlns:wpi="http://schemas.microsoft.com/office/word/2010/wordprocessingInk" xmlns:wps="http://schemas.microsoft.com/office/word/2010/wordprocessingShape" xmlns:o="urn:schemas-microsoft-com:office:office" xmlns:v="urn:schemas-microsoft-com:vml" xmlns:w10="urn:schemas-microsoft-com:office:word" xmlns:w="http://schemas.openxmlformats.org/wordprocessingml/2006/main" xmlns:w14="http://schemas.microsoft.com/office/word/2010/wordml" xmlns:w15="http://schemas.microsoft.com/office/word/2012/wordml" xmlns:w16cei="http://schemas.microsoft.com/office/word/2026/wordml/cei" xmlns:w16cex="http://schemas.microsoft.com/office/word/2018/wordml/cex" xmlns:w16cid="http://schemas.microsoft.com/office/word/2016/wordml/cid" xmlns:w16="http://schemas.microsoft.com/office/word/2018/wordml" xmlns:w16sdtdh="http://schemas.microsoft.com/office/word/2020/wordml/sdtdatahash" xmlns:w16sdtfl="http://schemas.microsoft.com/office/word/2024/wordml/sdtformatlock" xmlns:w16se="http://schemas.microsoft.com/office/word/2015/wordml/symex" xmlns:w16du="http://schemas.microsoft.com/office/word/2023/wordml/word16du" xmlns:wne="http://schemas.microsoft.com/office/word/2006/wordml" mc:Ignorable="w14 w15 w16se w16cid w16 w16cex w16sdtdh w16sdtfl w16du wp14">
   <w:p>
     <w:pPr>
       <w:pStyle w:val="Voettekst"/>
@@ -9997,7 +9693,7 @@
 </file>
 
 <file path=word/footnotes.xml><?xml version="1.0" encoding="utf-8"?>
-<w:footnotes xmlns:wpc="http://schemas.microsoft.com/office/word/2010/wordprocessingCanvas" xmlns:cx="http://schemas.microsoft.com/office/drawing/2014/chartex" xmlns:cx1="http://schemas.microsoft.com/office/drawing/2015/9/8/chartex" xmlns:cx2="http://schemas.microsoft.com/office/drawing/2015/10/21/chartex" xmlns:cx3="http://schemas.microsoft.com/office/drawing/2016/5/9/chartex" xmlns:cx4="http://schemas.microsoft.com/office/drawing/2016/5/10/chartex" xmlns:cx5="http://schemas.microsoft.com/office/drawing/2016/5/11/chartex" xmlns:cx6="http://schemas.microsoft.com/office/drawing/2016/5/12/chartex" xmlns:cx7="http://schemas.microsoft.com/office/drawing/2016/5/13/chartex" xmlns:cx8="http://schemas.microsoft.com/office/drawing/2016/5/14/chartex" xmlns:mc="http://schemas.openxmlformats.org/markup-compatibility/2006" xmlns:aink="http://schemas.microsoft.com/office/drawing/2016/ink" xmlns:am3d="http://schemas.microsoft.com/office/drawing/2017/model3d" xmlns:o="urn:schemas-microsoft-com:office:office" xmlns:oel="http://schemas.microsoft.com/office/2019/extlst" xmlns:r="http://schemas.openxmlformats.org/officeDocument/2006/relationships" xmlns:m="http://schemas.openxmlformats.org/officeDocument/2006/math" xmlns:v="urn:schemas-microsoft-com:vml" xmlns:wp14="http://schemas.microsoft.com/office/word/2010/wordprocessingDrawing" xmlns:wp="http://schemas.openxmlformats.org/drawingml/2006/wordprocessingDrawing" xmlns:w10="urn:schemas-microsoft-com:office:word" xmlns:w="http://schemas.openxmlformats.org/wordprocessingml/2006/main" xmlns:w14="http://schemas.microsoft.com/office/word/2010/wordml" xmlns:w15="http://schemas.microsoft.com/office/word/2012/wordml" xmlns:w16cex="http://schemas.microsoft.com/office/word/2018/wordml/cex" xmlns:w16cid="http://schemas.microsoft.com/office/word/2016/wordml/cid" xmlns:w16="http://schemas.microsoft.com/office/word/2018/wordml" xmlns:w16du="http://schemas.microsoft.com/office/word/2023/wordml/word16du" xmlns:w16sdtdh="http://schemas.microsoft.com/office/word/2020/wordml/sdtdatahash" xmlns:w16sdtfl="http://schemas.microsoft.com/office/word/2024/wordml/sdtformatlock" xmlns:w16se="http://schemas.microsoft.com/office/word/2015/wordml/symex" xmlns:wpg="http://schemas.microsoft.com/office/word/2010/wordprocessingGroup" xmlns:wpi="http://schemas.microsoft.com/office/word/2010/wordprocessingInk" xmlns:wne="http://schemas.microsoft.com/office/word/2006/wordml" xmlns:wps="http://schemas.microsoft.com/office/word/2010/wordprocessingShape" mc:Ignorable="w14 w15 w16se w16cid w16 w16cex w16sdtdh w16sdtfl w16du wp14">
+<w:footnotes xmlns:wpc="http://schemas.microsoft.com/office/word/2010/wordprocessingCanvas" xmlns:cx="http://schemas.microsoft.com/office/drawing/2014/chartex" xmlns:cx1="http://schemas.microsoft.com/office/drawing/2015/9/8/chartex" xmlns:cx2="http://schemas.microsoft.com/office/drawing/2015/10/21/chartex" xmlns:cx3="http://schemas.microsoft.com/office/drawing/2016/5/9/chartex" xmlns:cx4="http://schemas.microsoft.com/office/drawing/2016/5/10/chartex" xmlns:cx5="http://schemas.microsoft.com/office/drawing/2016/5/11/chartex" xmlns:cx6="http://schemas.microsoft.com/office/drawing/2016/5/12/chartex" xmlns:cx7="http://schemas.microsoft.com/office/drawing/2016/5/13/chartex" xmlns:cx8="http://schemas.microsoft.com/office/drawing/2016/5/14/chartex" xmlns:mc="http://schemas.openxmlformats.org/markup-compatibility/2006" xmlns:m="http://schemas.openxmlformats.org/officeDocument/2006/math" xmlns:aink="http://schemas.microsoft.com/office/drawing/2016/ink" xmlns:am3d="http://schemas.microsoft.com/office/drawing/2017/model3d" xmlns:oel="http://schemas.microsoft.com/office/2019/extlst" xmlns:r="http://schemas.openxmlformats.org/officeDocument/2006/relationships" xmlns:wp14="http://schemas.microsoft.com/office/word/2010/wordprocessingDrawing" xmlns:wp="http://schemas.openxmlformats.org/drawingml/2006/wordprocessingDrawing" xmlns:wpg="http://schemas.microsoft.com/office/word/2010/wordprocessingGroup" xmlns:wpi="http://schemas.microsoft.com/office/word/2010/wordprocessingInk" xmlns:wps="http://schemas.microsoft.com/office/word/2010/wordprocessingShape" xmlns:o="urn:schemas-microsoft-com:office:office" xmlns:v="urn:schemas-microsoft-com:vml" xmlns:w10="urn:schemas-microsoft-com:office:word" xmlns:w="http://schemas.openxmlformats.org/wordprocessingml/2006/main" xmlns:w14="http://schemas.microsoft.com/office/word/2010/wordml" xmlns:w15="http://schemas.microsoft.com/office/word/2012/wordml" xmlns:w16cei="http://schemas.microsoft.com/office/word/2026/wordml/cei" xmlns:w16cex="http://schemas.microsoft.com/office/word/2018/wordml/cex" xmlns:w16cid="http://schemas.microsoft.com/office/word/2016/wordml/cid" xmlns:w16="http://schemas.microsoft.com/office/word/2018/wordml" xmlns:w16sdtdh="http://schemas.microsoft.com/office/word/2020/wordml/sdtdatahash" xmlns:w16sdtfl="http://schemas.microsoft.com/office/word/2024/wordml/sdtformatlock" xmlns:w16se="http://schemas.microsoft.com/office/word/2015/wordml/symex" xmlns:w16du="http://schemas.microsoft.com/office/word/2023/wordml/word16du" xmlns:wne="http://schemas.microsoft.com/office/word/2006/wordml" mc:Ignorable="w14 w15 w16se w16cid w16 w16cex w16sdtdh w16sdtfl w16du wp14">
   <w:footnote w:type="separator" w:id="-1">
     <w:p>
       <w:r>
@@ -10016,7 +9712,7 @@
 </file>
 
 <file path=word/header1.xml><?xml version="1.0" encoding="utf-8"?>
-<w:hdr xmlns:wpc="http://schemas.microsoft.com/office/word/2010/wordprocessingCanvas" xmlns:cx="http://schemas.microsoft.com/office/drawing/2014/chartex" xmlns:cx1="http://schemas.microsoft.com/office/drawing/2015/9/8/chartex" xmlns:cx2="http://schemas.microsoft.com/office/drawing/2015/10/21/chartex" xmlns:cx3="http://schemas.microsoft.com/office/drawing/2016/5/9/chartex" xmlns:cx4="http://schemas.microsoft.com/office/drawing/2016/5/10/chartex" xmlns:cx5="http://schemas.microsoft.com/office/drawing/2016/5/11/chartex" xmlns:cx6="http://schemas.microsoft.com/office/drawing/2016/5/12/chartex" xmlns:cx7="http://schemas.microsoft.com/office/drawing/2016/5/13/chartex" xmlns:cx8="http://schemas.microsoft.com/office/drawing/2016/5/14/chartex" xmlns:mc="http://schemas.openxmlformats.org/markup-compatibility/2006" xmlns:aink="http://schemas.microsoft.com/office/drawing/2016/ink" xmlns:am3d="http://schemas.microsoft.com/office/drawing/2017/model3d" xmlns:o="urn:schemas-microsoft-com:office:office" xmlns:oel="http://schemas.microsoft.com/office/2019/extlst" xmlns:r="http://schemas.openxmlformats.org/officeDocument/2006/relationships" xmlns:m="http://schemas.openxmlformats.org/officeDocument/2006/math" xmlns:v="urn:schemas-microsoft-com:vml" xmlns:wp14="http://schemas.microsoft.com/office/word/2010/wordprocessingDrawing" xmlns:wp="http://schemas.openxmlformats.org/drawingml/2006/wordprocessingDrawing" xmlns:w10="urn:schemas-microsoft-com:office:word" xmlns:w="http://schemas.openxmlformats.org/wordprocessingml/2006/main" xmlns:w14="http://schemas.microsoft.com/office/word/2010/wordml" xmlns:w15="http://schemas.microsoft.com/office/word/2012/wordml" xmlns:w16cex="http://schemas.microsoft.com/office/word/2018/wordml/cex" xmlns:w16cid="http://schemas.microsoft.com/office/word/2016/wordml/cid" xmlns:w16="http://schemas.microsoft.com/office/word/2018/wordml" xmlns:w16du="http://schemas.microsoft.com/office/word/2023/wordml/word16du" xmlns:w16sdtdh="http://schemas.microsoft.com/office/word/2020/wordml/sdtdatahash" xmlns:w16sdtfl="http://schemas.microsoft.com/office/word/2024/wordml/sdtformatlock" xmlns:w16se="http://schemas.microsoft.com/office/word/2015/wordml/symex" xmlns:wpg="http://schemas.microsoft.com/office/word/2010/wordprocessingGroup" xmlns:wpi="http://schemas.microsoft.com/office/word/2010/wordprocessingInk" xmlns:wne="http://schemas.microsoft.com/office/word/2006/wordml" xmlns:wps="http://schemas.microsoft.com/office/word/2010/wordprocessingShape" mc:Ignorable="w14 w15 w16se w16cid w16 w16cex w16sdtdh w16sdtfl w16du wp14">
+<w:hdr xmlns:wpc="http://schemas.microsoft.com/office/word/2010/wordprocessingCanvas" xmlns:cx="http://schemas.microsoft.com/office/drawing/2014/chartex" xmlns:cx1="http://schemas.microsoft.com/office/drawing/2015/9/8/chartex" xmlns:cx2="http://schemas.microsoft.com/office/drawing/2015/10/21/chartex" xmlns:cx3="http://schemas.microsoft.com/office/drawing/2016/5/9/chartex" xmlns:cx4="http://schemas.microsoft.com/office/drawing/2016/5/10/chartex" xmlns:cx5="http://schemas.microsoft.com/office/drawing/2016/5/11/chartex" xmlns:cx6="http://schemas.microsoft.com/office/drawing/2016/5/12/chartex" xmlns:cx7="http://schemas.microsoft.com/office/drawing/2016/5/13/chartex" xmlns:cx8="http://schemas.microsoft.com/office/drawing/2016/5/14/chartex" xmlns:mc="http://schemas.openxmlformats.org/markup-compatibility/2006" xmlns:m="http://schemas.openxmlformats.org/officeDocument/2006/math" xmlns:aink="http://schemas.microsoft.com/office/drawing/2016/ink" xmlns:am3d="http://schemas.microsoft.com/office/drawing/2017/model3d" xmlns:oel="http://schemas.microsoft.com/office/2019/extlst" xmlns:r="http://schemas.openxmlformats.org/officeDocument/2006/relationships" xmlns:wp14="http://schemas.microsoft.com/office/word/2010/wordprocessingDrawing" xmlns:wp="http://schemas.openxmlformats.org/drawingml/2006/wordprocessingDrawing" xmlns:wpg="http://schemas.microsoft.com/office/word/2010/wordprocessingGroup" xmlns:wpi="http://schemas.microsoft.com/office/word/2010/wordprocessingInk" xmlns:wps="http://schemas.microsoft.com/office/word/2010/wordprocessingShape" xmlns:o="urn:schemas-microsoft-com:office:office" xmlns:v="urn:schemas-microsoft-com:vml" xmlns:w10="urn:schemas-microsoft-com:office:word" xmlns:w="http://schemas.openxmlformats.org/wordprocessingml/2006/main" xmlns:w14="http://schemas.microsoft.com/office/word/2010/wordml" xmlns:w15="http://schemas.microsoft.com/office/word/2012/wordml" xmlns:w16cei="http://schemas.microsoft.com/office/word/2026/wordml/cei" xmlns:w16cex="http://schemas.microsoft.com/office/word/2018/wordml/cex" xmlns:w16cid="http://schemas.microsoft.com/office/word/2016/wordml/cid" xmlns:w16="http://schemas.microsoft.com/office/word/2018/wordml" xmlns:w16sdtdh="http://schemas.microsoft.com/office/word/2020/wordml/sdtdatahash" xmlns:w16sdtfl="http://schemas.microsoft.com/office/word/2024/wordml/sdtformatlock" xmlns:w16se="http://schemas.microsoft.com/office/word/2015/wordml/symex" xmlns:w16du="http://schemas.microsoft.com/office/word/2023/wordml/word16du" xmlns:wne="http://schemas.microsoft.com/office/word/2006/wordml" mc:Ignorable="w14 w15 w16se w16cid w16 w16cex w16sdtdh w16sdtfl w16du wp14">
   <w:sdt>
     <w:sdtPr>
       <w:rPr>
@@ -10067,7 +9763,7 @@
 </file>
 
 <file path=word/header2.xml><?xml version="1.0" encoding="utf-8"?>
-<w:hdr xmlns:wpc="http://schemas.microsoft.com/office/word/2010/wordprocessingCanvas" xmlns:cx="http://schemas.microsoft.com/office/drawing/2014/chartex" xmlns:cx1="http://schemas.microsoft.com/office/drawing/2015/9/8/chartex" xmlns:cx2="http://schemas.microsoft.com/office/drawing/2015/10/21/chartex" xmlns:cx3="http://schemas.microsoft.com/office/drawing/2016/5/9/chartex" xmlns:cx4="http://schemas.microsoft.com/office/drawing/2016/5/10/chartex" xmlns:cx5="http://schemas.microsoft.com/office/drawing/2016/5/11/chartex" xmlns:cx6="http://schemas.microsoft.com/office/drawing/2016/5/12/chartex" xmlns:cx7="http://schemas.microsoft.com/office/drawing/2016/5/13/chartex" xmlns:cx8="http://schemas.microsoft.com/office/drawing/2016/5/14/chartex" xmlns:mc="http://schemas.openxmlformats.org/markup-compatibility/2006" xmlns:aink="http://schemas.microsoft.com/office/drawing/2016/ink" xmlns:am3d="http://schemas.microsoft.com/office/drawing/2017/model3d" xmlns:o="urn:schemas-microsoft-com:office:office" xmlns:oel="http://schemas.microsoft.com/office/2019/extlst" xmlns:r="http://schemas.openxmlformats.org/officeDocument/2006/relationships" xmlns:m="http://schemas.openxmlformats.org/officeDocument/2006/math" xmlns:v="urn:schemas-microsoft-com:vml" xmlns:wp14="http://schemas.microsoft.com/office/word/2010/wordprocessingDrawing" xmlns:wp="http://schemas.openxmlformats.org/drawingml/2006/wordprocessingDrawing" xmlns:w10="urn:schemas-microsoft-com:office:word" xmlns:w="http://schemas.openxmlformats.org/wordprocessingml/2006/main" xmlns:w14="http://schemas.microsoft.com/office/word/2010/wordml" xmlns:w15="http://schemas.microsoft.com/office/word/2012/wordml" xmlns:w16cex="http://schemas.microsoft.com/office/word/2018/wordml/cex" xmlns:w16cid="http://schemas.microsoft.com/office/word/2016/wordml/cid" xmlns:w16="http://schemas.microsoft.com/office/word/2018/wordml" xmlns:w16du="http://schemas.microsoft.com/office/word/2023/wordml/word16du" xmlns:w16sdtdh="http://schemas.microsoft.com/office/word/2020/wordml/sdtdatahash" xmlns:w16sdtfl="http://schemas.microsoft.com/office/word/2024/wordml/sdtformatlock" xmlns:w16se="http://schemas.microsoft.com/office/word/2015/wordml/symex" xmlns:wpg="http://schemas.microsoft.com/office/word/2010/wordprocessingGroup" xmlns:wpi="http://schemas.microsoft.com/office/word/2010/wordprocessingInk" xmlns:wne="http://schemas.microsoft.com/office/word/2006/wordml" xmlns:wps="http://schemas.microsoft.com/office/word/2010/wordprocessingShape" mc:Ignorable="w14 w15 w16se w16cid w16 w16cex w16sdtdh w16sdtfl w16du wp14">
+<w:hdr xmlns:wpc="http://schemas.microsoft.com/office/word/2010/wordprocessingCanvas" xmlns:cx="http://schemas.microsoft.com/office/drawing/2014/chartex" xmlns:cx1="http://schemas.microsoft.com/office/drawing/2015/9/8/chartex" xmlns:cx2="http://schemas.microsoft.com/office/drawing/2015/10/21/chartex" xmlns:cx3="http://schemas.microsoft.com/office/drawing/2016/5/9/chartex" xmlns:cx4="http://schemas.microsoft.com/office/drawing/2016/5/10/chartex" xmlns:cx5="http://schemas.microsoft.com/office/drawing/2016/5/11/chartex" xmlns:cx6="http://schemas.microsoft.com/office/drawing/2016/5/12/chartex" xmlns:cx7="http://schemas.microsoft.com/office/drawing/2016/5/13/chartex" xmlns:cx8="http://schemas.microsoft.com/office/drawing/2016/5/14/chartex" xmlns:mc="http://schemas.openxmlformats.org/markup-compatibility/2006" xmlns:m="http://schemas.openxmlformats.org/officeDocument/2006/math" xmlns:aink="http://schemas.microsoft.com/office/drawing/2016/ink" xmlns:am3d="http://schemas.microsoft.com/office/drawing/2017/model3d" xmlns:oel="http://schemas.microsoft.com/office/2019/extlst" xmlns:r="http://schemas.openxmlformats.org/officeDocument/2006/relationships" xmlns:wp14="http://schemas.microsoft.com/office/word/2010/wordprocessingDrawing" xmlns:wp="http://schemas.openxmlformats.org/drawingml/2006/wordprocessingDrawing" xmlns:wpg="http://schemas.microsoft.com/office/word/2010/wordprocessingGroup" xmlns:wpi="http://schemas.microsoft.com/office/word/2010/wordprocessingInk" xmlns:wps="http://schemas.microsoft.com/office/word/2010/wordprocessingShape" xmlns:o="urn:schemas-microsoft-com:office:office" xmlns:v="urn:schemas-microsoft-com:vml" xmlns:w10="urn:schemas-microsoft-com:office:word" xmlns:w="http://schemas.openxmlformats.org/wordprocessingml/2006/main" xmlns:w14="http://schemas.microsoft.com/office/word/2010/wordml" xmlns:w15="http://schemas.microsoft.com/office/word/2012/wordml" xmlns:w16cei="http://schemas.microsoft.com/office/word/2026/wordml/cei" xmlns:w16cex="http://schemas.microsoft.com/office/word/2018/wordml/cex" xmlns:w16cid="http://schemas.microsoft.com/office/word/2016/wordml/cid" xmlns:w16="http://schemas.microsoft.com/office/word/2018/wordml" xmlns:w16sdtdh="http://schemas.microsoft.com/office/word/2020/wordml/sdtdatahash" xmlns:w16sdtfl="http://schemas.microsoft.com/office/word/2024/wordml/sdtformatlock" xmlns:w16se="http://schemas.microsoft.com/office/word/2015/wordml/symex" xmlns:w16du="http://schemas.microsoft.com/office/word/2023/wordml/word16du" xmlns:wne="http://schemas.microsoft.com/office/word/2006/wordml" mc:Ignorable="w14 w15 w16se w16cid w16 w16cex w16sdtdh w16sdtfl w16du wp14">
   <w:sdt>
     <w:sdtPr>
       <w:rPr>
@@ -10131,7 +9827,7 @@
 </file>
 
 <file path=word/styles.xml><?xml version="1.0" encoding="utf-8"?>
-<w:styles xmlns:mc="http://schemas.openxmlformats.org/markup-compatibility/2006" xmlns:r="http://schemas.openxmlformats.org/officeDocument/2006/relationships" xmlns:w="http://schemas.openxmlformats.org/wordprocessingml/2006/main" xmlns:w14="http://schemas.microsoft.com/office/word/2010/wordml" xmlns:w15="http://schemas.microsoft.com/office/word/2012/wordml" xmlns:w16cex="http://schemas.microsoft.com/office/word/2018/wordml/cex" xmlns:w16cid="http://schemas.microsoft.com/office/word/2016/wordml/cid" xmlns:w16="http://schemas.microsoft.com/office/word/2018/wordml" xmlns:w16du="http://schemas.microsoft.com/office/word/2023/wordml/word16du" xmlns:w16sdtdh="http://schemas.microsoft.com/office/word/2020/wordml/sdtdatahash" xmlns:w16sdtfl="http://schemas.microsoft.com/office/word/2024/wordml/sdtformatlock" xmlns:w16se="http://schemas.microsoft.com/office/word/2015/wordml/symex" mc:Ignorable="w14 w15 w16se w16cid w16 w16cex w16sdtdh w16sdtfl w16du">
+<w:styles xmlns:mc="http://schemas.openxmlformats.org/markup-compatibility/2006" xmlns:r="http://schemas.openxmlformats.org/officeDocument/2006/relationships" xmlns:w="http://schemas.openxmlformats.org/wordprocessingml/2006/main" xmlns:w14="http://schemas.microsoft.com/office/word/2010/wordml" xmlns:w15="http://schemas.microsoft.com/office/word/2012/wordml" xmlns:w16cex="http://schemas.microsoft.com/office/word/2018/wordml/cex" xmlns:w16cid="http://schemas.microsoft.com/office/word/2016/wordml/cid" xmlns:w16="http://schemas.microsoft.com/office/word/2018/wordml" xmlns:w16sdtdh="http://schemas.microsoft.com/office/word/2020/wordml/sdtdatahash" xmlns:w16sdtfl="http://schemas.microsoft.com/office/word/2024/wordml/sdtformatlock" xmlns:w16se="http://schemas.microsoft.com/office/word/2015/wordml/symex" xmlns:w16du="http://schemas.microsoft.com/office/word/2023/wordml/word16du" mc:Ignorable="w14 w15 w16se w16cid w16 w16cex w16sdtdh w16sdtfl w16du">
   <w:docDefaults>
     <w:rPrDefault>
       <w:rPr>
